--- a/eng/docx/003.content.docx
+++ b/eng/docx/003.content.docx
@@ -235,18 +235,12 @@
         </w:rPr>
         <w:t xml:space="preserve"> </w:t>
       </w:r>
-      <w:hyperlink r:id="rId13">
-        <w:r>
-          <w:rPr>
-            <w:lang w:val="en_US" w:bidi="en_US"/>
-          </w:rPr>
-          <w:rPr>
-            <w:color w:val="0000EE"/>
-            <w:u w:val="single"/>
-          </w:rPr>
-          <w:t>Dn 4:6</w:t>
-        </w:r>
-      </w:hyperlink>
+      <w:r>
+        <w:rPr>
+          <w:lang w:val="en_US" w:bidi="en_US"/>
+        </w:rPr>
+        <w:t>Dn 4:6</w:t>
+      </w:r>
       <w:r>
         <w:rPr>
           <w:lang w:val="en_US" w:bidi="en_US"/>
@@ -265,18 +259,12 @@
         </w:rPr>
         <w:t xml:space="preserve"> </w:t>
       </w:r>
-      <w:hyperlink r:id="rId14">
-        <w:r>
-          <w:rPr>
-            <w:lang w:val="en_US" w:bidi="en_US"/>
-          </w:rPr>
-          <w:rPr>
-            <w:color w:val="0000EE"/>
-            <w:u w:val="single"/>
-          </w:rPr>
-          <w:t>3:7</w:t>
-        </w:r>
-      </w:hyperlink>
+      <w:r>
+        <w:rPr>
+          <w:lang w:val="en_US" w:bidi="en_US"/>
+        </w:rPr>
+        <w:t>3:7</w:t>
+      </w:r>
       <w:r>
         <w:rPr>
           <w:lang w:val="en_US" w:bidi="en_US"/>
@@ -295,36 +283,24 @@
         </w:rPr>
         <w:t xml:space="preserve"> </w:t>
       </w:r>
-      <w:hyperlink r:id="rId15">
-        <w:r>
-          <w:rPr>
-            <w:lang w:val="en_US" w:bidi="en_US"/>
-          </w:rPr>
-          <w:rPr>
-            <w:color w:val="0000EE"/>
-            <w:u w:val="single"/>
-          </w:rPr>
-          <w:t>2:4</w:t>
-        </w:r>
-      </w:hyperlink>
+      <w:r>
+        <w:rPr>
+          <w:lang w:val="en_US" w:bidi="en_US"/>
+        </w:rPr>
+        <w:t>2:4</w:t>
+      </w:r>
       <w:r>
         <w:rPr>
           <w:lang w:val="en_US" w:bidi="en_US"/>
         </w:rPr>
         <w:t xml:space="preserve">, </w:t>
       </w:r>
-      <w:hyperlink r:id="rId16">
-        <w:r>
-          <w:rPr>
-            <w:lang w:val="en_US" w:bidi="en_US"/>
-          </w:rPr>
-          <w:rPr>
-            <w:color w:val="0000EE"/>
-            <w:u w:val="single"/>
-          </w:rPr>
-          <w:t>3:16</w:t>
-        </w:r>
-      </w:hyperlink>
+      <w:r>
+        <w:rPr>
+          <w:lang w:val="en_US" w:bidi="en_US"/>
+        </w:rPr>
+        <w:t>3:16</w:t>
+      </w:r>
       <w:r>
         <w:rPr>
           <w:lang w:val="en_US" w:bidi="en_US"/>
@@ -355,18 +331,12 @@
         </w:rPr>
         <w:t xml:space="preserve"> </w:t>
       </w:r>
-      <w:hyperlink r:id="rId17">
-        <w:r>
-          <w:rPr>
-            <w:lang w:val="en_US" w:bidi="en_US"/>
-          </w:rPr>
-          <w:rPr>
-            <w:color w:val="0000EE"/>
-            <w:u w:val="single"/>
-          </w:rPr>
-          <w:t>3:25</w:t>
-        </w:r>
-      </w:hyperlink>
+      <w:r>
+        <w:rPr>
+          <w:lang w:val="en_US" w:bidi="en_US"/>
+        </w:rPr>
+        <w:t>3:25</w:t>
+      </w:r>
       <w:r>
         <w:rPr>
           <w:lang w:val="en_US" w:bidi="en_US"/>
@@ -399,54 +369,36 @@
         </w:rPr>
         <w:t xml:space="preserve"> of place, </w:t>
       </w:r>
-      <w:hyperlink r:id="rId18">
-        <w:r>
-          <w:rPr>
-            <w:lang w:val="en_US" w:bidi="en_US"/>
-          </w:rPr>
-          <w:rPr>
-            <w:color w:val="0000EE"/>
-            <w:u w:val="single"/>
-          </w:rPr>
-          <w:t>2:38</w:t>
-        </w:r>
-      </w:hyperlink>
+      <w:r>
+        <w:rPr>
+          <w:lang w:val="en_US" w:bidi="en_US"/>
+        </w:rPr>
+        <w:t>2:38</w:t>
+      </w:r>
       <w:r>
         <w:rPr>
           <w:lang w:val="en_US" w:bidi="en_US"/>
         </w:rPr>
         <w:t xml:space="preserve">, </w:t>
       </w:r>
-      <w:hyperlink r:id="rId19">
-        <w:r>
-          <w:rPr>
-            <w:lang w:val="en_US" w:bidi="en_US"/>
-          </w:rPr>
-          <w:rPr>
-            <w:color w:val="0000EE"/>
-            <w:u w:val="single"/>
-          </w:rPr>
-          <w:t>3:1</w:t>
-        </w:r>
-      </w:hyperlink>
+      <w:r>
+        <w:rPr>
+          <w:lang w:val="en_US" w:bidi="en_US"/>
+        </w:rPr>
+        <w:t>3:1</w:t>
+      </w:r>
       <w:r>
         <w:rPr>
           <w:lang w:val="en_US" w:bidi="en_US"/>
         </w:rPr>
         <w:t xml:space="preserve">, </w:t>
       </w:r>
-      <w:hyperlink r:id="rId20">
-        <w:r>
-          <w:rPr>
-            <w:lang w:val="en_US" w:bidi="en_US"/>
-          </w:rPr>
-          <w:rPr>
-            <w:color w:val="0000EE"/>
-            <w:u w:val="single"/>
-          </w:rPr>
-          <w:t>4:12</w:t>
-        </w:r>
-      </w:hyperlink>
+      <w:r>
+        <w:rPr>
+          <w:lang w:val="en_US" w:bidi="en_US"/>
+        </w:rPr>
+        <w:t>4:12</w:t>
+      </w:r>
       <w:r>
         <w:rPr>
           <w:lang w:val="en_US" w:bidi="en_US"/>
@@ -478,54 +430,36 @@
         </w:rPr>
         <w:t xml:space="preserve"> </w:t>
       </w:r>
-      <w:hyperlink r:id="rId21">
-        <w:r>
-          <w:rPr>
-            <w:lang w:val="en_US" w:bidi="en_US"/>
-          </w:rPr>
-          <w:rPr>
-            <w:color w:val="0000EE"/>
-            <w:u w:val="single"/>
-          </w:rPr>
-          <w:t>Ezr 5:10</w:t>
-        </w:r>
-      </w:hyperlink>
+      <w:r>
+        <w:rPr>
+          <w:lang w:val="en_US" w:bidi="en_US"/>
+        </w:rPr>
+        <w:t>Ezr 5:10</w:t>
+      </w:r>
       <w:r>
         <w:rPr>
           <w:lang w:val="en_US" w:bidi="en_US"/>
         </w:rPr>
         <w:t xml:space="preserve">, of time </w:t>
       </w:r>
-      <w:hyperlink r:id="rId22">
-        <w:r>
-          <w:rPr>
-            <w:lang w:val="en_US" w:bidi="en_US"/>
-          </w:rPr>
-          <w:rPr>
-            <w:color w:val="0000EE"/>
-            <w:u w:val="single"/>
-          </w:rPr>
-          <w:t>Dn 2:28</w:t>
-        </w:r>
-      </w:hyperlink>
+      <w:r>
+        <w:rPr>
+          <w:lang w:val="en_US" w:bidi="en_US"/>
+        </w:rPr>
+        <w:t>Dn 2:28</w:t>
+      </w:r>
       <w:r>
         <w:rPr>
           <w:lang w:val="en_US" w:bidi="en_US"/>
         </w:rPr>
         <w:t xml:space="preserve">, </w:t>
       </w:r>
-      <w:hyperlink r:id="rId23">
-        <w:r>
-          <w:rPr>
-            <w:lang w:val="en_US" w:bidi="en_US"/>
-          </w:rPr>
-          <w:rPr>
-            <w:color w:val="0000EE"/>
-            <w:u w:val="single"/>
-          </w:rPr>
-          <w:t>3:5</w:t>
-        </w:r>
-      </w:hyperlink>
+      <w:r>
+        <w:rPr>
+          <w:lang w:val="en_US" w:bidi="en_US"/>
+        </w:rPr>
+        <w:t>3:5</w:t>
+      </w:r>
       <w:r>
         <w:rPr>
           <w:lang w:val="en_US" w:bidi="en_US"/>
@@ -545,54 +479,36 @@
         </w:rPr>
         <w:t xml:space="preserve">), </w:t>
       </w:r>
-      <w:hyperlink r:id="rId24">
-        <w:r>
-          <w:rPr>
-            <w:lang w:val="en_US" w:bidi="en_US"/>
-          </w:rPr>
-          <w:rPr>
-            <w:color w:val="0000EE"/>
-            <w:u w:val="single"/>
-          </w:rPr>
-          <w:t>5:2</w:t>
-        </w:r>
-      </w:hyperlink>
+      <w:r>
+        <w:rPr>
+          <w:lang w:val="en_US" w:bidi="en_US"/>
+        </w:rPr>
+        <w:t>5:2</w:t>
+      </w:r>
       <w:r>
         <w:rPr>
           <w:lang w:val="en_US" w:bidi="en_US"/>
         </w:rPr>
         <w:t xml:space="preserve"> +; </w:t>
       </w:r>
-      <w:hyperlink r:id="rId20">
-        <w:r>
-          <w:rPr>
-            <w:lang w:val="en_US" w:bidi="en_US"/>
-          </w:rPr>
-          <w:rPr>
-            <w:color w:val="0000EE"/>
-            <w:u w:val="single"/>
-          </w:rPr>
-          <w:t>4:12</w:t>
-        </w:r>
-      </w:hyperlink>
+      <w:r>
+        <w:rPr>
+          <w:lang w:val="en_US" w:bidi="en_US"/>
+        </w:rPr>
+        <w:t>4:12</w:t>
+      </w:r>
       <w:r>
         <w:rPr>
           <w:lang w:val="en_US" w:bidi="en_US"/>
         </w:rPr>
         <w:t xml:space="preserve">, </w:t>
       </w:r>
-      <w:hyperlink r:id="rId25">
-        <w:r>
-          <w:rPr>
-            <w:lang w:val="en_US" w:bidi="en_US"/>
-          </w:rPr>
-          <w:rPr>
-            <w:color w:val="0000EE"/>
-            <w:u w:val="single"/>
-          </w:rPr>
-          <w:t>Ezr 4:16</w:t>
-        </w:r>
-      </w:hyperlink>
+      <w:r>
+        <w:rPr>
+          <w:lang w:val="en_US" w:bidi="en_US"/>
+        </w:rPr>
+        <w:t>Ezr 4:16</w:t>
+      </w:r>
       <w:r>
         <w:rPr>
           <w:lang w:val="en_US" w:bidi="en_US"/>
@@ -663,18 +579,12 @@
         </w:rPr>
         <w:t xml:space="preserve"> </w:t>
       </w:r>
-      <w:hyperlink r:id="rId18">
-        <w:r>
-          <w:rPr>
-            <w:lang w:val="en_US" w:bidi="en_US"/>
-          </w:rPr>
-          <w:rPr>
-            <w:color w:val="0000EE"/>
-            <w:u w:val="single"/>
-          </w:rPr>
-          <w:t>Dn 2:38</w:t>
-        </w:r>
-      </w:hyperlink>
+      <w:r>
+        <w:rPr>
+          <w:lang w:val="en_US" w:bidi="en_US"/>
+        </w:rPr>
+        <w:t>Dn 2:38</w:t>
+      </w:r>
       <w:r>
         <w:rPr>
           <w:lang w:val="en_US" w:bidi="en_US"/>
@@ -693,18 +603,12 @@
         </w:rPr>
         <w:t xml:space="preserve">, </w:t>
       </w:r>
-      <w:hyperlink r:id="rId26">
-        <w:r>
-          <w:rPr>
-            <w:lang w:val="en_US" w:bidi="en_US"/>
-          </w:rPr>
-          <w:rPr>
-            <w:color w:val="0000EE"/>
-            <w:u w:val="single"/>
-          </w:rPr>
-          <w:t>Ezr 5:12</w:t>
-        </w:r>
-      </w:hyperlink>
+      <w:r>
+        <w:rPr>
+          <w:lang w:val="en_US" w:bidi="en_US"/>
+        </w:rPr>
+        <w:t>Ezr 5:12</w:t>
+      </w:r>
       <w:r>
         <w:rPr>
           <w:lang w:val="en_US" w:bidi="en_US"/>
@@ -749,18 +653,12 @@
         </w:rPr>
         <w:t xml:space="preserve"> </w:t>
       </w:r>
-      <w:hyperlink r:id="rId27">
-        <w:r>
-          <w:rPr>
-            <w:lang w:val="en_US" w:bidi="en_US"/>
-          </w:rPr>
-          <w:rPr>
-            <w:color w:val="0000EE"/>
-            <w:u w:val="single"/>
-          </w:rPr>
-          <w:t>Dn 3:27</w:t>
-        </w:r>
-      </w:hyperlink>
+      <w:r>
+        <w:rPr>
+          <w:lang w:val="en_US" w:bidi="en_US"/>
+        </w:rPr>
+        <w:t>Dn 3:27</w:t>
+      </w:r>
       <w:r>
         <w:rPr>
           <w:lang w:val="en_US" w:bidi="en_US"/>
@@ -793,162 +691,108 @@
         </w:rPr>
         <w:t xml:space="preserve"> </w:t>
       </w:r>
-      <w:hyperlink r:id="rId28">
-        <w:r>
-          <w:rPr>
-            <w:lang w:val="en_US" w:bidi="en_US"/>
-          </w:rPr>
-          <w:rPr>
-            <w:color w:val="0000EE"/>
-            <w:u w:val="single"/>
-          </w:rPr>
-          <w:t>Dn 2:30</w:t>
-        </w:r>
-      </w:hyperlink>
+      <w:r>
+        <w:rPr>
+          <w:lang w:val="en_US" w:bidi="en_US"/>
+        </w:rPr>
+        <w:t>Dn 2:30</w:t>
+      </w:r>
       <w:r>
         <w:rPr>
           <w:lang w:val="en_US" w:bidi="en_US"/>
         </w:rPr>
         <w:t xml:space="preserve">, </w:t>
       </w:r>
-      <w:hyperlink r:id="rId29">
-        <w:r>
-          <w:rPr>
-            <w:lang w:val="en_US" w:bidi="en_US"/>
-          </w:rPr>
-          <w:rPr>
-            <w:color w:val="0000EE"/>
-            <w:u w:val="single"/>
-          </w:rPr>
-          <w:t>2:34</w:t>
-        </w:r>
-      </w:hyperlink>
+      <w:r>
+        <w:rPr>
+          <w:lang w:val="en_US" w:bidi="en_US"/>
+        </w:rPr>
+        <w:t>2:34</w:t>
+      </w:r>
       <w:r>
         <w:rPr>
           <w:lang w:val="en_US" w:bidi="en_US"/>
         </w:rPr>
         <w:t xml:space="preserve">, </w:t>
       </w:r>
-      <w:hyperlink r:id="rId30">
-        <w:r>
-          <w:rPr>
-            <w:lang w:val="en_US" w:bidi="en_US"/>
-          </w:rPr>
-          <w:rPr>
-            <w:color w:val="0000EE"/>
-            <w:u w:val="single"/>
-          </w:rPr>
-          <w:t>3:4</w:t>
-        </w:r>
-      </w:hyperlink>
+      <w:r>
+        <w:rPr>
+          <w:lang w:val="en_US" w:bidi="en_US"/>
+        </w:rPr>
+        <w:t>3:4</w:t>
+      </w:r>
       <w:r>
         <w:rPr>
           <w:lang w:val="en_US" w:bidi="en_US"/>
         </w:rPr>
         <w:t xml:space="preserve">, </w:t>
       </w:r>
-      <w:hyperlink r:id="rId20">
-        <w:r>
-          <w:rPr>
-            <w:lang w:val="en_US" w:bidi="en_US"/>
-          </w:rPr>
-          <w:rPr>
-            <w:color w:val="0000EE"/>
-            <w:u w:val="single"/>
-          </w:rPr>
-          <w:t>4:12</w:t>
-        </w:r>
-      </w:hyperlink>
+      <w:r>
+        <w:rPr>
+          <w:lang w:val="en_US" w:bidi="en_US"/>
+        </w:rPr>
+        <w:t>4:12</w:t>
+      </w:r>
       <w:r>
         <w:rPr>
           <w:lang w:val="en_US" w:bidi="en_US"/>
         </w:rPr>
         <w:t xml:space="preserve"> b, </w:t>
       </w:r>
-      <w:hyperlink r:id="rId31">
-        <w:r>
-          <w:rPr>
-            <w:lang w:val="en_US" w:bidi="en_US"/>
-          </w:rPr>
-          <w:rPr>
-            <w:color w:val="0000EE"/>
-            <w:u w:val="single"/>
-          </w:rPr>
-          <w:t>4:24</w:t>
-        </w:r>
-      </w:hyperlink>
+      <w:r>
+        <w:rPr>
+          <w:lang w:val="en_US" w:bidi="en_US"/>
+        </w:rPr>
+        <w:t>4:24</w:t>
+      </w:r>
       <w:r>
         <w:rPr>
           <w:lang w:val="en_US" w:bidi="en_US"/>
         </w:rPr>
         <w:t xml:space="preserve">, </w:t>
       </w:r>
-      <w:hyperlink r:id="rId32">
-        <w:r>
-          <w:rPr>
-            <w:lang w:val="en_US" w:bidi="en_US"/>
-          </w:rPr>
-          <w:rPr>
-            <w:color w:val="0000EE"/>
-            <w:u w:val="single"/>
-          </w:rPr>
-          <w:t>4:27</w:t>
-        </w:r>
-      </w:hyperlink>
+      <w:r>
+        <w:rPr>
+          <w:lang w:val="en_US" w:bidi="en_US"/>
+        </w:rPr>
+        <w:t>4:27</w:t>
+      </w:r>
       <w:r>
         <w:rPr>
           <w:lang w:val="en_US" w:bidi="en_US"/>
         </w:rPr>
         <w:t xml:space="preserve"> +; </w:t>
       </w:r>
-      <w:hyperlink r:id="rId24">
-        <w:r>
-          <w:rPr>
-            <w:lang w:val="en_US" w:bidi="en_US"/>
-          </w:rPr>
-          <w:rPr>
-            <w:color w:val="0000EE"/>
-            <w:u w:val="single"/>
-          </w:rPr>
-          <w:t>5:2</w:t>
-        </w:r>
-      </w:hyperlink>
+      <w:r>
+        <w:rPr>
+          <w:lang w:val="en_US" w:bidi="en_US"/>
+        </w:rPr>
+        <w:t>5:2</w:t>
+      </w:r>
       <w:r>
         <w:rPr>
           <w:lang w:val="en_US" w:bidi="en_US"/>
         </w:rPr>
         <w:t xml:space="preserve">, </w:t>
       </w:r>
-      <w:hyperlink r:id="rId33">
-        <w:r>
-          <w:rPr>
-            <w:lang w:val="en_US" w:bidi="en_US"/>
-          </w:rPr>
-          <w:rPr>
-            <w:color w:val="0000EE"/>
-            <w:u w:val="single"/>
-          </w:rPr>
-          <w:t>5:3</w:t>
-        </w:r>
-      </w:hyperlink>
+      <w:r>
+        <w:rPr>
+          <w:lang w:val="en_US" w:bidi="en_US"/>
+        </w:rPr>
+        <w:t>5:3</w:t>
+      </w:r>
       <w:r>
         <w:rPr>
           <w:lang w:val="en_US" w:bidi="en_US"/>
         </w:rPr>
         <w:t xml:space="preserve"> (</w:t>
       </w:r>
-      <w:hyperlink r:id="rId34">
-        <w:r>
-          <w:rPr>
-            <w:lang w:val="en_US" w:bidi="en_US"/>
-          </w:rPr>
-          <w:rPr>
-            <w:color w:val="0000EE"/>
-            <w:u w:val="single"/>
-          </w:rPr>
-          <w:t>Am 6:6</w:t>
-        </w:r>
-      </w:hyperlink>
+      <w:r>
+        <w:rPr>
+          <w:lang w:val="en_US" w:bidi="en_US"/>
+        </w:rPr>
+        <w:t>Am 6:6</w:t>
+      </w:r>
       <w:r>
         <w:rPr>
           <w:lang w:val="en_US" w:bidi="en_US"/>
@@ -1020,36 +864,24 @@
         </w:rPr>
         <w:t xml:space="preserve"> </w:t>
       </w:r>
-      <w:hyperlink r:id="rId35">
-        <w:r>
-          <w:rPr>
-            <w:lang w:val="en_US" w:bidi="en_US"/>
-          </w:rPr>
-          <w:rPr>
-            <w:color w:val="0000EE"/>
-            <w:u w:val="single"/>
-          </w:rPr>
-          <w:t>Ezr 7:17</w:t>
-        </w:r>
-      </w:hyperlink>
+      <w:r>
+        <w:rPr>
+          <w:lang w:val="en_US" w:bidi="en_US"/>
+        </w:rPr>
+        <w:t>Ezr 7:17</w:t>
+      </w:r>
       <w:r>
         <w:rPr>
           <w:lang w:val="en_US" w:bidi="en_US"/>
         </w:rPr>
         <w:t xml:space="preserve">, </w:t>
       </w:r>
-      <w:hyperlink r:id="rId36">
-        <w:r>
-          <w:rPr>
-            <w:lang w:val="en_US" w:bidi="en_US"/>
-          </w:rPr>
-          <w:rPr>
-            <w:color w:val="0000EE"/>
-            <w:u w:val="single"/>
-          </w:rPr>
-          <w:t>7:18</w:t>
-        </w:r>
-      </w:hyperlink>
+      <w:r>
+        <w:rPr>
+          <w:lang w:val="en_US" w:bidi="en_US"/>
+        </w:rPr>
+        <w:t>7:18</w:t>
+      </w:r>
       <w:r>
         <w:rPr>
           <w:lang w:val="en_US" w:bidi="en_US"/>
@@ -1081,18 +913,12 @@
         </w:rPr>
         <w:t xml:space="preserve"> </w:t>
       </w:r>
-      <w:hyperlink r:id="rId37">
-        <w:r>
-          <w:rPr>
-            <w:lang w:val="en_US" w:bidi="en_US"/>
-          </w:rPr>
-          <w:rPr>
-            <w:color w:val="0000EE"/>
-            <w:u w:val="single"/>
-          </w:rPr>
-          <w:t>Ezr 6:9</w:t>
-        </w:r>
-      </w:hyperlink>
+      <w:r>
+        <w:rPr>
+          <w:lang w:val="en_US" w:bidi="en_US"/>
+        </w:rPr>
+        <w:t>Ezr 6:9</w:t>
+      </w:r>
       <w:r>
         <w:rPr>
           <w:lang w:val="en_US" w:bidi="en_US"/>
@@ -1278,18 +1104,12 @@
         </w:rPr>
         <w:t xml:space="preserve">), </w:t>
       </w:r>
-      <w:hyperlink r:id="rId38">
-        <w:r>
-          <w:rPr>
-            <w:lang w:val="en_US" w:bidi="en_US"/>
-          </w:rPr>
-          <w:rPr>
-            <w:color w:val="0000EE"/>
-            <w:u w:val="single"/>
-          </w:rPr>
-          <w:t>Ezr 6:14</w:t>
-        </w:r>
-      </w:hyperlink>
+      <w:r>
+        <w:rPr>
+          <w:lang w:val="en_US" w:bidi="en_US"/>
+        </w:rPr>
+        <w:t>Ezr 6:14</w:t>
+      </w:r>
       <w:r>
         <w:rPr>
           <w:lang w:val="en_US" w:bidi="en_US"/>
@@ -1322,36 +1142,24 @@
         </w:rPr>
         <w:t xml:space="preserve"> </w:t>
       </w:r>
-      <w:hyperlink r:id="rId39">
-        <w:r>
-          <w:rPr>
-            <w:lang w:val="en_US" w:bidi="en_US"/>
-          </w:rPr>
-          <w:rPr>
-            <w:color w:val="0000EE"/>
-            <w:u w:val="single"/>
-          </w:rPr>
-          <w:t>Dn 6:6</w:t>
-        </w:r>
-      </w:hyperlink>
+      <w:r>
+        <w:rPr>
+          <w:lang w:val="en_US" w:bidi="en_US"/>
+        </w:rPr>
+        <w:t>Dn 6:6</w:t>
+      </w:r>
       <w:r>
         <w:rPr>
           <w:lang w:val="en_US" w:bidi="en_US"/>
         </w:rPr>
         <w:t xml:space="preserve">, </w:t>
       </w:r>
-      <w:hyperlink r:id="rId40">
-        <w:r>
-          <w:rPr>
-            <w:lang w:val="en_US" w:bidi="en_US"/>
-          </w:rPr>
-          <w:rPr>
-            <w:color w:val="0000EE"/>
-            <w:u w:val="single"/>
-          </w:rPr>
-          <w:t>6:18</w:t>
-        </w:r>
-      </w:hyperlink>
+      <w:r>
+        <w:rPr>
+          <w:lang w:val="en_US" w:bidi="en_US"/>
+        </w:rPr>
+        <w:t>6:18</w:t>
+      </w:r>
       <w:r>
         <w:rPr>
           <w:lang w:val="en_US" w:bidi="en_US"/>
@@ -1384,18 +1192,12 @@
         </w:rPr>
         <w:t xml:space="preserve">, </w:t>
       </w:r>
-      <w:hyperlink r:id="rId18">
-        <w:r>
-          <w:rPr>
-            <w:lang w:val="en_US" w:bidi="en_US"/>
-          </w:rPr>
-          <w:rPr>
-            <w:color w:val="0000EE"/>
-            <w:u w:val="single"/>
-          </w:rPr>
-          <w:t>Dn 2:38</w:t>
-        </w:r>
-      </w:hyperlink>
+      <w:r>
+        <w:rPr>
+          <w:lang w:val="en_US" w:bidi="en_US"/>
+        </w:rPr>
+        <w:t>Dn 2:38</w:t>
+      </w:r>
       <w:r>
         <w:rPr>
           <w:lang w:val="en_US" w:bidi="en_US"/>
@@ -1415,18 +1217,12 @@
         </w:rPr>
         <w:t xml:space="preserve"> </w:t>
       </w:r>
-      <w:hyperlink r:id="rId41">
-        <w:r>
-          <w:rPr>
-            <w:lang w:val="en_US" w:bidi="en_US"/>
-          </w:rPr>
-          <w:rPr>
-            <w:color w:val="0000EE"/>
-            <w:u w:val="single"/>
-          </w:rPr>
-          <w:t>6:24</w:t>
-        </w:r>
-      </w:hyperlink>
+      <w:r>
+        <w:rPr>
+          <w:lang w:val="en_US" w:bidi="en_US"/>
+        </w:rPr>
+        <w:t>6:24</w:t>
+      </w:r>
       <w:r>
         <w:rPr>
           <w:lang w:val="en_US" w:bidi="en_US"/>
@@ -1446,18 +1242,12 @@
         </w:rPr>
         <w:t xml:space="preserve"> </w:t>
       </w:r>
-      <w:hyperlink r:id="rId42">
-        <w:r>
-          <w:rPr>
-            <w:lang w:val="en_US" w:bidi="en_US"/>
-          </w:rPr>
-          <w:rPr>
-            <w:color w:val="0000EE"/>
-            <w:u w:val="single"/>
-          </w:rPr>
-          <w:t>7:8</w:t>
-        </w:r>
-      </w:hyperlink>
+      <w:r>
+        <w:rPr>
+          <w:lang w:val="en_US" w:bidi="en_US"/>
+        </w:rPr>
+        <w:t>7:8</w:t>
+      </w:r>
       <w:r>
         <w:rPr>
           <w:lang w:val="en_US" w:bidi="en_US"/>
@@ -1489,36 +1279,24 @@
         </w:rPr>
         <w:t xml:space="preserve"> </w:t>
       </w:r>
-      <w:hyperlink r:id="rId43">
-        <w:r>
-          <w:rPr>
-            <w:lang w:val="en_US" w:bidi="en_US"/>
-          </w:rPr>
-          <w:rPr>
-            <w:color w:val="0000EE"/>
-            <w:u w:val="single"/>
-          </w:rPr>
-          <w:t>4:32</w:t>
-        </w:r>
-      </w:hyperlink>
+      <w:r>
+        <w:rPr>
+          <w:lang w:val="en_US" w:bidi="en_US"/>
+        </w:rPr>
+        <w:t>4:32</w:t>
+      </w:r>
       <w:r>
         <w:rPr>
           <w:lang w:val="en_US" w:bidi="en_US"/>
         </w:rPr>
         <w:t xml:space="preserve">, </w:t>
       </w:r>
-      <w:hyperlink r:id="rId36">
-        <w:r>
-          <w:rPr>
-            <w:lang w:val="en_US" w:bidi="en_US"/>
-          </w:rPr>
-          <w:rPr>
-            <w:color w:val="0000EE"/>
-            <w:u w:val="single"/>
-          </w:rPr>
-          <w:t>Ezr 7:18</w:t>
-        </w:r>
-      </w:hyperlink>
+      <w:r>
+        <w:rPr>
+          <w:lang w:val="en_US" w:bidi="en_US"/>
+        </w:rPr>
+        <w:t>Ezr 7:18</w:t>
+      </w:r>
       <w:r>
         <w:rPr>
           <w:lang w:val="en_US" w:bidi="en_US"/>
@@ -1792,18 +1570,12 @@
         </w:rPr>
         <w:t xml:space="preserve">: </w:t>
       </w:r>
-      <w:hyperlink r:id="rId44">
-        <w:r>
-          <w:rPr>
-            <w:lang w:val="en_US" w:bidi="en_US"/>
-          </w:rPr>
-          <w:rPr>
-            <w:color w:val="0000EE"/>
-            <w:u w:val="single"/>
-          </w:rPr>
-          <w:t>Dn 6:15</w:t>
-        </w:r>
-      </w:hyperlink>
+      <w:r>
+        <w:rPr>
+          <w:lang w:val="en_US" w:bidi="en_US"/>
+        </w:rPr>
+        <w:t>Dn 6:15</w:t>
+      </w:r>
       <w:r>
         <w:rPr>
           <w:lang w:val="en_US" w:bidi="en_US"/>
@@ -1985,18 +1757,12 @@
         </w:rPr>
         <w:t xml:space="preserve"> </w:t>
       </w:r>
-      <w:hyperlink r:id="rId45">
-        <w:r>
-          <w:rPr>
-            <w:lang w:val="en_US" w:bidi="en_US"/>
-          </w:rPr>
-          <w:rPr>
-            <w:color w:val="0000EE"/>
-            <w:u w:val="single"/>
-          </w:rPr>
-          <w:t>Ezr 4:12</w:t>
-        </w:r>
-      </w:hyperlink>
+      <w:r>
+        <w:rPr>
+          <w:lang w:val="en_US" w:bidi="en_US"/>
+        </w:rPr>
+        <w:t>Ezr 4:12</w:t>
+      </w:r>
       <w:r>
         <w:rPr>
           <w:lang w:val="en_US" w:bidi="en_US"/>
@@ -2192,18 +1958,12 @@
         </w:rPr>
         <w:t>);—</w:t>
       </w:r>
-      <w:hyperlink r:id="rId46">
-        <w:r>
-          <w:rPr>
-            <w:lang w:val="en_US" w:bidi="en_US"/>
-          </w:rPr>
-          <w:rPr>
-            <w:color w:val="0000EE"/>
-            <w:u w:val="single"/>
-          </w:rPr>
-          <w:t>Dn 2:12</w:t>
-        </w:r>
-      </w:hyperlink>
+      <w:r>
+        <w:rPr>
+          <w:lang w:val="en_US" w:bidi="en_US"/>
+        </w:rPr>
+        <w:t>Dn 2:12</w:t>
+      </w:r>
       <w:r>
         <w:rPr>
           <w:lang w:val="en_US" w:bidi="en_US"/>
@@ -2309,18 +2069,12 @@
         </w:rPr>
         <w:t xml:space="preserve"> </w:t>
       </w:r>
-      <w:hyperlink r:id="rId47">
-        <w:r>
-          <w:rPr>
-            <w:lang w:val="en_US" w:bidi="en_US"/>
-          </w:rPr>
-          <w:rPr>
-            <w:color w:val="0000EE"/>
-            <w:u w:val="single"/>
-          </w:rPr>
-          <w:t>Ezr 4:9</w:t>
-        </w:r>
-      </w:hyperlink>
+      <w:r>
+        <w:rPr>
+          <w:lang w:val="en_US" w:bidi="en_US"/>
+        </w:rPr>
+        <w:t>Ezr 4:9</w:t>
+      </w:r>
       <w:r>
         <w:rPr>
           <w:lang w:val="en_US" w:bidi="en_US"/>
@@ -2475,18 +2229,12 @@
         </w:rPr>
         <w:t xml:space="preserve"> </w:t>
       </w:r>
-      <w:hyperlink r:id="rId48">
-        <w:r>
-          <w:rPr>
-            <w:lang w:val="en_US" w:bidi="en_US"/>
-          </w:rPr>
-          <w:rPr>
-            <w:color w:val="0000EE"/>
-            <w:u w:val="single"/>
-          </w:rPr>
-          <w:t>Dn 4:11</w:t>
-        </w:r>
-      </w:hyperlink>
+      <w:r>
+        <w:rPr>
+          <w:lang w:val="en_US" w:bidi="en_US"/>
+        </w:rPr>
+        <w:t>Dn 4:11</w:t>
+      </w:r>
       <w:r>
         <w:rPr>
           <w:lang w:val="en_US" w:bidi="en_US"/>
@@ -2633,36 +2381,24 @@
         </w:rPr>
         <w:t xml:space="preserve"> </w:t>
       </w:r>
-      <w:hyperlink r:id="rId49">
-        <w:r>
-          <w:rPr>
-            <w:lang w:val="en_US" w:bidi="en_US"/>
-          </w:rPr>
-          <w:rPr>
-            <w:color w:val="0000EE"/>
-            <w:u w:val="single"/>
-          </w:rPr>
-          <w:t>Dn 4:16</w:t>
-        </w:r>
-      </w:hyperlink>
+      <w:r>
+        <w:rPr>
+          <w:lang w:val="en_US" w:bidi="en_US"/>
+        </w:rPr>
+        <w:t>Dn 4:16</w:t>
+      </w:r>
       <w:r>
         <w:rPr>
           <w:lang w:val="en_US" w:bidi="en_US"/>
         </w:rPr>
         <w:t xml:space="preserve"> and </w:t>
       </w:r>
-      <w:hyperlink r:id="rId50">
-        <w:r>
-          <w:rPr>
-            <w:lang w:val="en_US" w:bidi="en_US"/>
-          </w:rPr>
-          <w:rPr>
-            <w:color w:val="0000EE"/>
-            <w:u w:val="single"/>
-          </w:rPr>
-          <w:t>3</w:t>
-        </w:r>
-      </w:hyperlink>
+      <w:r>
+        <w:rPr>
+          <w:lang w:val="en_US" w:bidi="en_US"/>
+        </w:rPr>
+        <w:t>3</w:t>
+      </w:r>
       <w:r>
         <w:rPr>
           <w:lang w:val="en_US" w:bidi="en_US"/>
@@ -2681,54 +2417,36 @@
         </w:rPr>
         <w:t xml:space="preserve">- </w:t>
       </w:r>
-      <w:hyperlink r:id="rId51">
-        <w:r>
-          <w:rPr>
-            <w:lang w:val="en_US" w:bidi="en_US"/>
-          </w:rPr>
-          <w:rPr>
-            <w:color w:val="0000EE"/>
-            <w:u w:val="single"/>
-          </w:rPr>
-          <w:t>4:2</w:t>
-        </w:r>
-      </w:hyperlink>
+      <w:r>
+        <w:rPr>
+          <w:lang w:val="en_US" w:bidi="en_US"/>
+        </w:rPr>
+        <w:t>4:2</w:t>
+      </w:r>
       <w:r>
         <w:rPr>
           <w:lang w:val="en_US" w:bidi="en_US"/>
         </w:rPr>
         <w:t xml:space="preserve">, </w:t>
       </w:r>
-      <w:hyperlink r:id="rId52">
-        <w:r>
-          <w:rPr>
-            <w:lang w:val="en_US" w:bidi="en_US"/>
-          </w:rPr>
-          <w:rPr>
-            <w:color w:val="0000EE"/>
-            <w:u w:val="single"/>
-          </w:rPr>
-          <w:t>7:15</w:t>
-        </w:r>
-      </w:hyperlink>
+      <w:r>
+        <w:rPr>
+          <w:lang w:val="en_US" w:bidi="en_US"/>
+        </w:rPr>
+        <w:t>7:15</w:t>
+      </w:r>
       <w:r>
         <w:rPr>
           <w:lang w:val="en_US" w:bidi="en_US"/>
         </w:rPr>
         <w:t xml:space="preserve">, </w:t>
       </w:r>
-      <w:hyperlink r:id="rId53">
-        <w:r>
-          <w:rPr>
-            <w:lang w:val="en_US" w:bidi="en_US"/>
-          </w:rPr>
-          <w:rPr>
-            <w:color w:val="0000EE"/>
-            <w:u w:val="single"/>
-          </w:rPr>
-          <w:t>7:28</w:t>
-        </w:r>
-      </w:hyperlink>
+      <w:r>
+        <w:rPr>
+          <w:lang w:val="en_US" w:bidi="en_US"/>
+        </w:rPr>
+        <w:t>7:28</w:t>
+      </w:r>
       <w:r>
         <w:rPr>
           <w:lang w:val="en_US" w:bidi="en_US"/>
@@ -2778,18 +2496,12 @@
         </w:rPr>
         <w:t xml:space="preserve">- </w:t>
       </w:r>
-      <w:hyperlink r:id="rId54">
-        <w:r>
-          <w:rPr>
-            <w:lang w:val="en_US" w:bidi="en_US"/>
-          </w:rPr>
-          <w:rPr>
-            <w:color w:val="0000EE"/>
-            <w:u w:val="single"/>
-          </w:rPr>
-          <w:t>5:10</w:t>
-        </w:r>
-      </w:hyperlink>
+      <w:r>
+        <w:rPr>
+          <w:lang w:val="en_US" w:bidi="en_US"/>
+        </w:rPr>
+        <w:t>5:10</w:t>
+      </w:r>
       <w:r>
         <w:rPr>
           <w:lang w:val="en_US" w:bidi="en_US"/>
@@ -2808,18 +2520,12 @@
         </w:rPr>
         <w:t xml:space="preserve">- </w:t>
       </w:r>
-      <w:hyperlink r:id="rId49">
-        <w:r>
-          <w:rPr>
-            <w:lang w:val="en_US" w:bidi="en_US"/>
-          </w:rPr>
-          <w:rPr>
-            <w:color w:val="0000EE"/>
-            <w:u w:val="single"/>
-          </w:rPr>
-          <w:t>4:16</w:t>
-        </w:r>
-      </w:hyperlink>
+      <w:r>
+        <w:rPr>
+          <w:lang w:val="en_US" w:bidi="en_US"/>
+        </w:rPr>
+        <w:t>4:16</w:t>
+      </w:r>
       <w:r>
         <w:rPr>
           <w:lang w:val="en_US" w:bidi="en_US"/>
@@ -2838,18 +2544,12 @@
         </w:rPr>
         <w:t xml:space="preserve">- </w:t>
       </w:r>
-      <w:hyperlink r:id="rId55">
-        <w:r>
-          <w:rPr>
-            <w:lang w:val="en_US" w:bidi="en_US"/>
-          </w:rPr>
-          <w:rPr>
-            <w:color w:val="0000EE"/>
-            <w:u w:val="single"/>
-          </w:rPr>
-          <w:t>5:6</w:t>
-        </w:r>
-      </w:hyperlink>
+      <w:r>
+        <w:rPr>
+          <w:lang w:val="en_US" w:bidi="en_US"/>
+        </w:rPr>
+        <w:t>5:6</w:t>
+      </w:r>
       <w:r>
         <w:rPr>
           <w:lang w:val="en_US" w:bidi="en_US"/>
@@ -2920,54 +2620,36 @@
         </w:rPr>
         <w:t xml:space="preserve"> (orig. ‘in alarm’) </w:t>
       </w:r>
-      <w:hyperlink r:id="rId56">
-        <w:r>
-          <w:rPr>
-            <w:lang w:val="en_US" w:bidi="en_US"/>
-          </w:rPr>
-          <w:rPr>
-            <w:color w:val="0000EE"/>
-            <w:u w:val="single"/>
-          </w:rPr>
-          <w:t>Dn 2:25</w:t>
-        </w:r>
-      </w:hyperlink>
+      <w:r>
+        <w:rPr>
+          <w:lang w:val="en_US" w:bidi="en_US"/>
+        </w:rPr>
+        <w:t>Dn 2:25</w:t>
+      </w:r>
       <w:r>
         <w:rPr>
           <w:lang w:val="en_US" w:bidi="en_US"/>
         </w:rPr>
         <w:t xml:space="preserve">, </w:t>
       </w:r>
-      <w:hyperlink r:id="rId57">
-        <w:r>
-          <w:rPr>
-            <w:lang w:val="en_US" w:bidi="en_US"/>
-          </w:rPr>
-          <w:rPr>
-            <w:color w:val="0000EE"/>
-            <w:u w:val="single"/>
-          </w:rPr>
-          <w:t>3:24</w:t>
-        </w:r>
-      </w:hyperlink>
+      <w:r>
+        <w:rPr>
+          <w:lang w:val="en_US" w:bidi="en_US"/>
+        </w:rPr>
+        <w:t>3:24</w:t>
+      </w:r>
       <w:r>
         <w:rPr>
           <w:lang w:val="en_US" w:bidi="en_US"/>
         </w:rPr>
         <w:t xml:space="preserve">, </w:t>
       </w:r>
-      <w:hyperlink r:id="rId58">
-        <w:r>
-          <w:rPr>
-            <w:lang w:val="en_US" w:bidi="en_US"/>
-          </w:rPr>
-          <w:rPr>
-            <w:color w:val="0000EE"/>
-            <w:u w:val="single"/>
-          </w:rPr>
-          <w:t>6:20</w:t>
-        </w:r>
-      </w:hyperlink>
+      <w:r>
+        <w:rPr>
+          <w:lang w:val="en_US" w:bidi="en_US"/>
+        </w:rPr>
+        <w:t>6:20</w:t>
+      </w:r>
       <w:r>
         <w:rPr>
           <w:lang w:val="en_US" w:bidi="en_US"/>
@@ -3019,18 +2701,12 @@
         </w:rPr>
         <w:t xml:space="preserve"> </w:t>
       </w:r>
-      <w:hyperlink r:id="rId59">
-        <w:r>
-          <w:rPr>
-            <w:lang w:val="en_US" w:bidi="en_US"/>
-          </w:rPr>
-          <w:rPr>
-            <w:color w:val="0000EE"/>
-            <w:u w:val="single"/>
-          </w:rPr>
-          <w:t>Dn 5:9</w:t>
-        </w:r>
-      </w:hyperlink>
+      <w:r>
+        <w:rPr>
+          <w:lang w:val="en_US" w:bidi="en_US"/>
+        </w:rPr>
+        <w:t>Dn 5:9</w:t>
+      </w:r>
       <w:r>
         <w:rPr>
           <w:lang w:val="en_US" w:bidi="en_US"/>
@@ -3125,18 +2801,12 @@
         </w:rPr>
         <w:t xml:space="preserve">: </w:t>
       </w:r>
-      <w:hyperlink r:id="rId60">
-        <w:r>
-          <w:rPr>
-            <w:lang w:val="en_US" w:bidi="en_US"/>
-          </w:rPr>
-          <w:rPr>
-            <w:color w:val="0000EE"/>
-            <w:u w:val="single"/>
-          </w:rPr>
-          <w:t>Ezr 4:23</w:t>
-        </w:r>
-      </w:hyperlink>
+      <w:r>
+        <w:rPr>
+          <w:lang w:val="en_US" w:bidi="en_US"/>
+        </w:rPr>
+        <w:t>Ezr 4:23</w:t>
+      </w:r>
       <w:r>
         <w:rPr>
           <w:lang w:val="en_US" w:bidi="en_US"/>
@@ -3443,18 +3113,12 @@
         </w:rPr>
         <w:t xml:space="preserve">: </w:t>
       </w:r>
-      <w:hyperlink r:id="rId44">
-        <w:r>
-          <w:rPr>
-            <w:lang w:val="en_US" w:bidi="en_US"/>
-          </w:rPr>
-          <w:rPr>
-            <w:color w:val="0000EE"/>
-            <w:u w:val="single"/>
-          </w:rPr>
-          <w:t>Dn 6:15</w:t>
-        </w:r>
-      </w:hyperlink>
+      <w:r>
+        <w:rPr>
+          <w:lang w:val="en_US" w:bidi="en_US"/>
+        </w:rPr>
+        <w:t>Dn 6:15</w:t>
+      </w:r>
       <w:r>
         <w:rPr>
           <w:lang w:val="en_US" w:bidi="en_US"/>
@@ -3671,18 +3335,12 @@
         </w:rPr>
         <w:t xml:space="preserve"> </w:t>
       </w:r>
-      <w:hyperlink r:id="rId61">
-        <w:r>
-          <w:rPr>
-            <w:lang w:val="en_US" w:bidi="en_US"/>
-          </w:rPr>
-          <w:rPr>
-            <w:color w:val="0000EE"/>
-            <w:u w:val="single"/>
-          </w:rPr>
-          <w:t>Ezr 4:24</w:t>
-        </w:r>
-      </w:hyperlink>
+      <w:r>
+        <w:rPr>
+          <w:lang w:val="en_US" w:bidi="en_US"/>
+        </w:rPr>
+        <w:t>Ezr 4:24</w:t>
+      </w:r>
       <w:r>
         <w:rPr>
           <w:lang w:val="en_US" w:bidi="en_US"/>
@@ -3714,18 +3372,12 @@
         </w:rPr>
         <w:t xml:space="preserve"> v:</w:t>
       </w:r>
-      <w:hyperlink r:id="rId61">
-        <w:r>
-          <w:rPr>
-            <w:lang w:val="en_US" w:bidi="en_US"/>
-          </w:rPr>
-          <w:rPr>
-            <w:color w:val="0000EE"/>
-            <w:u w:val="single"/>
-          </w:rPr>
-          <w:t>24</w:t>
-        </w:r>
-      </w:hyperlink>
+      <w:r>
+        <w:rPr>
+          <w:lang w:val="en_US" w:bidi="en_US"/>
+        </w:rPr>
+        <w:t>24</w:t>
+      </w:r>
       <w:r>
         <w:rPr>
           <w:lang w:val="en_US" w:bidi="en_US"/>
@@ -3795,36 +3447,24 @@
         </w:rPr>
         <w:t xml:space="preserve"> </w:t>
       </w:r>
-      <w:hyperlink r:id="rId60">
-        <w:r>
-          <w:rPr>
-            <w:lang w:val="en_US" w:bidi="en_US"/>
-          </w:rPr>
-          <w:rPr>
-            <w:color w:val="0000EE"/>
-            <w:u w:val="single"/>
-          </w:rPr>
-          <w:t>4:23</w:t>
-        </w:r>
-      </w:hyperlink>
+      <w:r>
+        <w:rPr>
+          <w:lang w:val="en_US" w:bidi="en_US"/>
+        </w:rPr>
+        <w:t>4:23</w:t>
+      </w:r>
       <w:r>
         <w:rPr>
           <w:lang w:val="en_US" w:bidi="en_US"/>
         </w:rPr>
         <w:t xml:space="preserve">, </w:t>
       </w:r>
-      <w:hyperlink r:id="rId62">
-        <w:r>
-          <w:rPr>
-            <w:lang w:val="en_US" w:bidi="en_US"/>
-          </w:rPr>
-          <w:rPr>
-            <w:color w:val="0000EE"/>
-            <w:u w:val="single"/>
-          </w:rPr>
-          <w:t>5:5</w:t>
-        </w:r>
-      </w:hyperlink>
+      <w:r>
+        <w:rPr>
+          <w:lang w:val="en_US" w:bidi="en_US"/>
+        </w:rPr>
+        <w:t>5:5</w:t>
+      </w:r>
       <w:r>
         <w:rPr>
           <w:lang w:val="en_US" w:bidi="en_US"/>
@@ -3856,18 +3496,12 @@
         </w:rPr>
         <w:t xml:space="preserve"> </w:t>
       </w:r>
-      <w:hyperlink r:id="rId63">
-        <w:r>
-          <w:rPr>
-            <w:lang w:val="en_US" w:bidi="en_US"/>
-          </w:rPr>
-          <w:rPr>
-            <w:color w:val="0000EE"/>
-            <w:u w:val="single"/>
-          </w:rPr>
-          <w:t>4:21</w:t>
-        </w:r>
-      </w:hyperlink>
+      <w:r>
+        <w:rPr>
+          <w:lang w:val="en_US" w:bidi="en_US"/>
+        </w:rPr>
+        <w:t>4:21</w:t>
+      </w:r>
       <w:r>
         <w:rPr>
           <w:lang w:val="en_US" w:bidi="en_US"/>
@@ -3886,18 +3520,12 @@
         </w:rPr>
         <w:t xml:space="preserve"> om. </w:t>
       </w:r>
-      <w:hyperlink r:id="rId64">
-        <w:r>
-          <w:rPr>
-            <w:lang w:val="en_US" w:bidi="en_US"/>
-          </w:rPr>
-          <w:rPr>
-            <w:color w:val="0000EE"/>
-            <w:u w:val="single"/>
-          </w:rPr>
-          <w:t>6:3</w:t>
-        </w:r>
-      </w:hyperlink>
+      <w:r>
+        <w:rPr>
+          <w:lang w:val="en_US" w:bidi="en_US"/>
+        </w:rPr>
+        <w:t>6:3</w:t>
+      </w:r>
       <w:r>
         <w:rPr>
           <w:lang w:val="en_US" w:bidi="en_US"/>
@@ -4039,18 +3667,12 @@
         </w:rPr>
         <w:t xml:space="preserve">), </w:t>
       </w:r>
-      <w:hyperlink r:id="rId65">
-        <w:r>
-          <w:rPr>
-            <w:lang w:val="en_US" w:bidi="en_US"/>
-          </w:rPr>
-          <w:rPr>
-            <w:color w:val="0000EE"/>
-            <w:u w:val="single"/>
-          </w:rPr>
-          <w:t>Dn 7:5</w:t>
-        </w:r>
-      </w:hyperlink>
+      <w:r>
+        <w:rPr>
+          <w:lang w:val="en_US" w:bidi="en_US"/>
+        </w:rPr>
+        <w:t>Dn 7:5</w:t>
+      </w:r>
       <w:r>
         <w:rPr>
           <w:lang w:val="en_US" w:bidi="en_US"/>
@@ -4093,18 +3715,12 @@
         </w:rPr>
         <w:t xml:space="preserve"> v:</w:t>
       </w:r>
-      <w:hyperlink r:id="rId66">
-        <w:r>
-          <w:rPr>
-            <w:lang w:val="en_US" w:bidi="en_US"/>
-          </w:rPr>
-          <w:rPr>
-            <w:color w:val="0000EE"/>
-            <w:u w:val="single"/>
-          </w:rPr>
-          <w:t>7</w:t>
-        </w:r>
-      </w:hyperlink>
+      <w:r>
+        <w:rPr>
+          <w:lang w:val="en_US" w:bidi="en_US"/>
+        </w:rPr>
+        <w:t>7</w:t>
+      </w:r>
       <w:r>
         <w:rPr>
           <w:lang w:val="en_US" w:bidi="en_US"/>
@@ -4258,18 +3874,12 @@
         </w:rPr>
         <w:t xml:space="preserve">: </w:t>
       </w:r>
-      <w:hyperlink r:id="rId67">
-        <w:r>
-          <w:rPr>
-            <w:lang w:val="en_US" w:bidi="en_US"/>
-          </w:rPr>
-          <w:rPr>
-            <w:color w:val="0000EE"/>
-            <w:u w:val="single"/>
-          </w:rPr>
-          <w:t>Dn 2:21</w:t>
-        </w:r>
-      </w:hyperlink>
+      <w:r>
+        <w:rPr>
+          <w:lang w:val="en_US" w:bidi="en_US"/>
+        </w:rPr>
+        <w:t>Dn 2:21</w:t>
+      </w:r>
       <w:r>
         <w:rPr>
           <w:lang w:val="en_US" w:bidi="en_US"/>
@@ -4446,18 +4056,12 @@
         </w:rPr>
         <w:t>);—</w:t>
       </w:r>
-      <w:hyperlink r:id="rId68">
-        <w:r>
-          <w:rPr>
-            <w:lang w:val="en_US" w:bidi="en_US"/>
-          </w:rPr>
-          <w:rPr>
-            <w:color w:val="0000EE"/>
-            <w:u w:val="single"/>
-          </w:rPr>
-          <w:t>Ezr 6:2</w:t>
-        </w:r>
-      </w:hyperlink>
+      <w:r>
+        <w:rPr>
+          <w:lang w:val="en_US" w:bidi="en_US"/>
+        </w:rPr>
+        <w:t>Ezr 6:2</w:t>
+      </w:r>
       <w:r>
         <w:rPr>
           <w:lang w:val="en_US" w:bidi="en_US"/>
@@ -4555,18 +4159,12 @@
         </w:rPr>
         <w:t>:</w:t>
       </w:r>
-      <w:hyperlink r:id="rId69">
-        <w:r>
-          <w:rPr>
-            <w:lang w:val="en_US" w:bidi="en_US"/>
-          </w:rPr>
-          <w:rPr>
-            <w:color w:val="0000EE"/>
-            <w:u w:val="single"/>
-          </w:rPr>
-          <w:t>Ezr 6:7</w:t>
-        </w:r>
-      </w:hyperlink>
+      <w:r>
+        <w:rPr>
+          <w:lang w:val="en_US" w:bidi="en_US"/>
+        </w:rPr>
+        <w:t>Ezr 6:7</w:t>
+      </w:r>
       <w:r>
         <w:rPr>
           <w:lang w:val="en_US" w:bidi="en_US"/>
@@ -4597,18 +4195,12 @@
         </w:rPr>
         <w:t xml:space="preserve"> </w:t>
       </w:r>
-      <w:hyperlink r:id="rId70">
-        <w:r>
-          <w:rPr>
-            <w:lang w:val="en_US" w:bidi="en_US"/>
-          </w:rPr>
-          <w:rPr>
-            <w:color w:val="0000EE"/>
-            <w:u w:val="single"/>
-          </w:rPr>
-          <w:t>Ezr 5:3</w:t>
-        </w:r>
-      </w:hyperlink>
+      <w:r>
+        <w:rPr>
+          <w:lang w:val="en_US" w:bidi="en_US"/>
+        </w:rPr>
+        <w:t>Ezr 5:3</w:t>
+      </w:r>
       <w:r>
         <w:rPr>
           <w:lang w:val="en_US" w:bidi="en_US"/>
@@ -4627,36 +4219,24 @@
         </w:rPr>
         <w:t xml:space="preserve"> - </w:t>
       </w:r>
-      <w:hyperlink r:id="rId26">
-        <w:r>
-          <w:rPr>
-            <w:lang w:val="en_US" w:bidi="en_US"/>
-          </w:rPr>
-          <w:rPr>
-            <w:color w:val="0000EE"/>
-            <w:u w:val="single"/>
-          </w:rPr>
-          <w:t>5:12</w:t>
-        </w:r>
-      </w:hyperlink>
+      <w:r>
+        <w:rPr>
+          <w:lang w:val="en_US" w:bidi="en_US"/>
+        </w:rPr>
+        <w:t>5:12</w:t>
+      </w:r>
       <w:r>
         <w:rPr>
           <w:lang w:val="en_US" w:bidi="en_US"/>
         </w:rPr>
         <w:t xml:space="preserve">, </w:t>
       </w:r>
-      <w:hyperlink r:id="rId71">
-        <w:r>
-          <w:rPr>
-            <w:lang w:val="en_US" w:bidi="en_US"/>
-          </w:rPr>
-          <w:rPr>
-            <w:color w:val="0000EE"/>
-            <w:u w:val="single"/>
-          </w:rPr>
-          <w:t>6:15</w:t>
-        </w:r>
-      </w:hyperlink>
+      <w:r>
+        <w:rPr>
+          <w:lang w:val="en_US" w:bidi="en_US"/>
+        </w:rPr>
+        <w:t>6:15</w:t>
+      </w:r>
       <w:r>
         <w:rPr>
           <w:lang w:val="en_US" w:bidi="en_US"/>
@@ -4687,36 +4267,24 @@
         </w:rPr>
         <w:t xml:space="preserve"> </w:t>
       </w:r>
-      <w:hyperlink r:id="rId61">
-        <w:r>
-          <w:rPr>
-            <w:lang w:val="en_US" w:bidi="en_US"/>
-          </w:rPr>
-          <w:rPr>
-            <w:color w:val="0000EE"/>
-            <w:u w:val="single"/>
-          </w:rPr>
-          <w:t>4:24</w:t>
-        </w:r>
-      </w:hyperlink>
+      <w:r>
+        <w:rPr>
+          <w:lang w:val="en_US" w:bidi="en_US"/>
+        </w:rPr>
+        <w:t>4:24</w:t>
+      </w:r>
       <w:r>
         <w:rPr>
           <w:lang w:val="en_US" w:bidi="en_US"/>
         </w:rPr>
         <w:t xml:space="preserve">, </w:t>
       </w:r>
-      <w:hyperlink r:id="rId72">
-        <w:r>
-          <w:rPr>
-            <w:lang w:val="en_US" w:bidi="en_US"/>
-          </w:rPr>
-          <w:rPr>
-            <w:color w:val="0000EE"/>
-            <w:u w:val="single"/>
-          </w:rPr>
-          <w:t>5:2</w:t>
-        </w:r>
-      </w:hyperlink>
+      <w:r>
+        <w:rPr>
+          <w:lang w:val="en_US" w:bidi="en_US"/>
+        </w:rPr>
+        <w:t>5:2</w:t>
+      </w:r>
       <w:r>
         <w:rPr>
           <w:lang w:val="en_US" w:bidi="en_US"/>
@@ -4735,18 +4303,12 @@
         </w:rPr>
         <w:t xml:space="preserve"> </w:t>
       </w:r>
-      <w:hyperlink r:id="rId73">
-        <w:r>
-          <w:rPr>
-            <w:lang w:val="en_US" w:bidi="en_US"/>
-          </w:rPr>
-          <w:rPr>
-            <w:color w:val="0000EE"/>
-            <w:u w:val="single"/>
-          </w:rPr>
-          <w:t>Dn 4:1</w:t>
-        </w:r>
-      </w:hyperlink>
+      <w:r>
+        <w:rPr>
+          <w:lang w:val="en_US" w:bidi="en_US"/>
+        </w:rPr>
+        <w:t>Dn 4:1</w:t>
+      </w:r>
       <w:r>
         <w:rPr>
           <w:lang w:val="en_US" w:bidi="en_US"/>
@@ -4809,18 +4371,12 @@
         </w:rPr>
         <w:t xml:space="preserve"> </w:t>
       </w:r>
-      <w:hyperlink r:id="rId74">
-        <w:r>
-          <w:rPr>
-            <w:lang w:val="en_US" w:bidi="en_US"/>
-          </w:rPr>
-          <w:rPr>
-            <w:color w:val="0000EE"/>
-            <w:u w:val="single"/>
-          </w:rPr>
-          <w:t>2:17</w:t>
-        </w:r>
-      </w:hyperlink>
+      <w:r>
+        <w:rPr>
+          <w:lang w:val="en_US" w:bidi="en_US"/>
+        </w:rPr>
+        <w:t>2:17</w:t>
+      </w:r>
       <w:r>
         <w:rPr>
           <w:lang w:val="en_US" w:bidi="en_US"/>
@@ -4851,18 +4407,12 @@
         </w:rPr>
         <w:t xml:space="preserve"> </w:t>
       </w:r>
-      <w:hyperlink r:id="rId75">
-        <w:r>
-          <w:rPr>
-            <w:lang w:val="en_US" w:bidi="en_US"/>
-          </w:rPr>
-          <w:rPr>
-            <w:color w:val="0000EE"/>
-            <w:u w:val="single"/>
-          </w:rPr>
-          <w:t>Dn 2:5</w:t>
-        </w:r>
-      </w:hyperlink>
+      <w:r>
+        <w:rPr>
+          <w:lang w:val="en_US" w:bidi="en_US"/>
+        </w:rPr>
+        <w:t>Dn 2:5</w:t>
+      </w:r>
       <w:r>
         <w:rPr>
           <w:lang w:val="en_US" w:bidi="en_US"/>
@@ -4895,144 +4445,96 @@
         </w:rPr>
         <w:t xml:space="preserve"> of men : </w:t>
       </w:r>
-      <w:hyperlink r:id="rId76">
-        <w:r>
-          <w:rPr>
-            <w:lang w:val="en_US" w:bidi="en_US"/>
-          </w:rPr>
-          <w:rPr>
-            <w:color w:val="0000EE"/>
-            <w:u w:val="single"/>
-          </w:rPr>
-          <w:t>Ezr 6:11</w:t>
-        </w:r>
-      </w:hyperlink>
+      <w:r>
+        <w:rPr>
+          <w:lang w:val="en_US" w:bidi="en_US"/>
+        </w:rPr>
+        <w:t>Ezr 6:11</w:t>
+      </w:r>
       <w:r>
         <w:rPr>
           <w:lang w:val="en_US" w:bidi="en_US"/>
         </w:rPr>
         <w:t xml:space="preserve">, </w:t>
       </w:r>
-      <w:hyperlink r:id="rId76">
-        <w:r>
-          <w:rPr>
-            <w:lang w:val="en_US" w:bidi="en_US"/>
-          </w:rPr>
-          <w:rPr>
-            <w:color w:val="0000EE"/>
-            <w:u w:val="single"/>
-          </w:rPr>
-          <w:t>6:11</w:t>
-        </w:r>
-      </w:hyperlink>
+      <w:r>
+        <w:rPr>
+          <w:lang w:val="en_US" w:bidi="en_US"/>
+        </w:rPr>
+        <w:t>6:11</w:t>
+      </w:r>
       <w:r>
         <w:rPr>
           <w:lang w:val="en_US" w:bidi="en_US"/>
         </w:rPr>
         <w:t xml:space="preserve">, </w:t>
       </w:r>
-      <w:hyperlink r:id="rId75">
-        <w:r>
-          <w:rPr>
-            <w:lang w:val="en_US" w:bidi="en_US"/>
-          </w:rPr>
-          <w:rPr>
-            <w:color w:val="0000EE"/>
-            <w:u w:val="single"/>
-          </w:rPr>
-          <w:t>Dn 2:5</w:t>
-        </w:r>
-      </w:hyperlink>
+      <w:r>
+        <w:rPr>
+          <w:lang w:val="en_US" w:bidi="en_US"/>
+        </w:rPr>
+        <w:t>Dn 2:5</w:t>
+      </w:r>
       <w:r>
         <w:rPr>
           <w:lang w:val="en_US" w:bidi="en_US"/>
         </w:rPr>
         <w:t xml:space="preserve">, </w:t>
       </w:r>
-      <w:hyperlink r:id="rId74">
-        <w:r>
-          <w:rPr>
-            <w:lang w:val="en_US" w:bidi="en_US"/>
-          </w:rPr>
-          <w:rPr>
-            <w:color w:val="0000EE"/>
-            <w:u w:val="single"/>
-          </w:rPr>
-          <w:t>2:17</w:t>
-        </w:r>
-      </w:hyperlink>
+      <w:r>
+        <w:rPr>
+          <w:lang w:val="en_US" w:bidi="en_US"/>
+        </w:rPr>
+        <w:t>2:17</w:t>
+      </w:r>
       <w:r>
         <w:rPr>
           <w:lang w:val="en_US" w:bidi="en_US"/>
         </w:rPr>
         <w:t xml:space="preserve">, </w:t>
       </w:r>
-      <w:hyperlink r:id="rId77">
-        <w:r>
-          <w:rPr>
-            <w:lang w:val="en_US" w:bidi="en_US"/>
-          </w:rPr>
-          <w:rPr>
-            <w:color w:val="0000EE"/>
-            <w:u w:val="single"/>
-          </w:rPr>
-          <w:t>3:29</w:t>
-        </w:r>
-      </w:hyperlink>
+      <w:r>
+        <w:rPr>
+          <w:lang w:val="en_US" w:bidi="en_US"/>
+        </w:rPr>
+        <w:t>3:29</w:t>
+      </w:r>
       <w:r>
         <w:rPr>
           <w:lang w:val="en_US" w:bidi="en_US"/>
         </w:rPr>
         <w:t xml:space="preserve">, </w:t>
       </w:r>
-      <w:hyperlink r:id="rId78">
-        <w:r>
-          <w:rPr>
-            <w:lang w:val="en_US" w:bidi="en_US"/>
-          </w:rPr>
-          <w:rPr>
-            <w:color w:val="0000EE"/>
-            <w:u w:val="single"/>
-          </w:rPr>
-          <w:t>6:11</w:t>
-        </w:r>
-      </w:hyperlink>
+      <w:r>
+        <w:rPr>
+          <w:lang w:val="en_US" w:bidi="en_US"/>
+        </w:rPr>
+        <w:t>6:11</w:t>
+      </w:r>
       <w:r>
         <w:rPr>
           <w:lang w:val="en_US" w:bidi="en_US"/>
         </w:rPr>
         <w:t xml:space="preserve">; of king </w:t>
       </w:r>
-      <w:hyperlink r:id="rId79">
-        <w:r>
-          <w:rPr>
-            <w:lang w:val="en_US" w:bidi="en_US"/>
-          </w:rPr>
-          <w:rPr>
-            <w:color w:val="0000EE"/>
-            <w:u w:val="single"/>
-          </w:rPr>
-          <w:t>Ezr 6:4</w:t>
-        </w:r>
-      </w:hyperlink>
+      <w:r>
+        <w:rPr>
+          <w:lang w:val="en_US" w:bidi="en_US"/>
+        </w:rPr>
+        <w:t>Ezr 6:4</w:t>
+      </w:r>
       <w:r>
         <w:rPr>
           <w:lang w:val="en_US" w:bidi="en_US"/>
         </w:rPr>
         <w:t xml:space="preserve">, </w:t>
       </w:r>
-      <w:hyperlink r:id="rId80">
-        <w:r>
-          <w:rPr>
-            <w:lang w:val="en_US" w:bidi="en_US"/>
-          </w:rPr>
-          <w:rPr>
-            <w:color w:val="0000EE"/>
-            <w:u w:val="single"/>
-          </w:rPr>
-          <w:t>Dn 4:4</w:t>
-        </w:r>
-      </w:hyperlink>
+      <w:r>
+        <w:rPr>
+          <w:lang w:val="en_US" w:bidi="en_US"/>
+        </w:rPr>
+        <w:t>Dn 4:4</w:t>
+      </w:r>
       <w:r>
         <w:rPr>
           <w:lang w:val="en_US" w:bidi="en_US"/>
@@ -5063,18 +4565,12 @@
         </w:rPr>
         <w:t xml:space="preserve">: </w:t>
       </w:r>
-      <w:hyperlink r:id="rId54">
-        <w:r>
-          <w:rPr>
-            <w:lang w:val="en_US" w:bidi="en_US"/>
-          </w:rPr>
-          <w:rPr>
-            <w:color w:val="0000EE"/>
-            <w:u w:val="single"/>
-          </w:rPr>
-          <w:t>5:10</w:t>
-        </w:r>
-      </w:hyperlink>
+      <w:r>
+        <w:rPr>
+          <w:lang w:val="en_US" w:bidi="en_US"/>
+        </w:rPr>
+        <w:t>5:10</w:t>
+      </w:r>
       <w:r>
         <w:rPr>
           <w:lang w:val="en_US" w:bidi="en_US"/>
@@ -5105,36 +4601,24 @@
         </w:rPr>
         <w:t xml:space="preserve">: </w:t>
       </w:r>
-      <w:hyperlink r:id="rId81">
-        <w:r>
-          <w:rPr>
-            <w:lang w:val="en_US" w:bidi="en_US"/>
-          </w:rPr>
-          <w:rPr>
-            <w:color w:val="0000EE"/>
-            <w:u w:val="single"/>
-          </w:rPr>
-          <w:t>Ezr 5:17</w:t>
-        </w:r>
-      </w:hyperlink>
+      <w:r>
+        <w:rPr>
+          <w:lang w:val="en_US" w:bidi="en_US"/>
+        </w:rPr>
+        <w:t>Ezr 5:17</w:t>
+      </w:r>
       <w:r>
         <w:rPr>
           <w:lang w:val="en_US" w:bidi="en_US"/>
         </w:rPr>
         <w:t xml:space="preserve">, cf. </w:t>
       </w:r>
-      <w:hyperlink r:id="rId82">
-        <w:r>
-          <w:rPr>
-            <w:lang w:val="en_US" w:bidi="en_US"/>
-          </w:rPr>
-          <w:rPr>
-            <w:color w:val="0000EE"/>
-            <w:u w:val="single"/>
-          </w:rPr>
-          <w:t>7:20</w:t>
-        </w:r>
-      </w:hyperlink>
+      <w:r>
+        <w:rPr>
+          <w:lang w:val="en_US" w:bidi="en_US"/>
+        </w:rPr>
+        <w:t>7:20</w:t>
+      </w:r>
       <w:r>
         <w:rPr>
           <w:lang w:val="en_US" w:bidi="en_US"/>
@@ -5165,18 +4649,12 @@
         </w:rPr>
         <w:t xml:space="preserve">: </w:t>
       </w:r>
-      <w:hyperlink r:id="rId83">
-        <w:r>
-          <w:rPr>
-            <w:lang w:val="en_US" w:bidi="en_US"/>
-          </w:rPr>
-          <w:rPr>
-            <w:color w:val="0000EE"/>
-            <w:u w:val="single"/>
-          </w:rPr>
-          <w:t>6:1</w:t>
-        </w:r>
-      </w:hyperlink>
+      <w:r>
+        <w:rPr>
+          <w:lang w:val="en_US" w:bidi="en_US"/>
+        </w:rPr>
+        <w:t>6:1</w:t>
+      </w:r>
       <w:r>
         <w:rPr>
           <w:lang w:val="en_US" w:bidi="en_US"/>
@@ -5207,18 +4685,12 @@
         </w:rPr>
         <w:t xml:space="preserve">: </w:t>
       </w:r>
-      <w:hyperlink r:id="rId84">
-        <w:r>
-          <w:rPr>
-            <w:lang w:val="en_US" w:bidi="en_US"/>
-          </w:rPr>
-          <w:rPr>
-            <w:color w:val="0000EE"/>
-            <w:u w:val="single"/>
-          </w:rPr>
-          <w:t>4:30</w:t>
-        </w:r>
-      </w:hyperlink>
+      <w:r>
+        <w:rPr>
+          <w:lang w:val="en_US" w:bidi="en_US"/>
+        </w:rPr>
+        <w:t>4:30</w:t>
+      </w:r>
       <w:r>
         <w:rPr>
           <w:lang w:val="en_US" w:bidi="en_US"/>
@@ -5276,54 +4748,36 @@
         </w:rPr>
         <w:t xml:space="preserve"> of God, temple at Jerusalem </w:t>
       </w:r>
-      <w:hyperlink r:id="rId33">
-        <w:r>
-          <w:rPr>
-            <w:lang w:val="en_US" w:bidi="en_US"/>
-          </w:rPr>
-          <w:rPr>
-            <w:color w:val="0000EE"/>
-            <w:u w:val="single"/>
-          </w:rPr>
-          <w:t>Dn 5:3</w:t>
-        </w:r>
-      </w:hyperlink>
+      <w:r>
+        <w:rPr>
+          <w:lang w:val="en_US" w:bidi="en_US"/>
+        </w:rPr>
+        <w:t>Dn 5:3</w:t>
+      </w:r>
       <w:r>
         <w:rPr>
           <w:lang w:val="en_US" w:bidi="en_US"/>
         </w:rPr>
         <w:t xml:space="preserve">, </w:t>
       </w:r>
-      <w:hyperlink r:id="rId85">
-        <w:r>
-          <w:rPr>
-            <w:lang w:val="en_US" w:bidi="en_US"/>
-          </w:rPr>
-          <w:rPr>
-            <w:color w:val="0000EE"/>
-            <w:u w:val="single"/>
-          </w:rPr>
-          <w:t>5:23</w:t>
-        </w:r>
-      </w:hyperlink>
+      <w:r>
+        <w:rPr>
+          <w:lang w:val="en_US" w:bidi="en_US"/>
+        </w:rPr>
+        <w:t>5:23</w:t>
+      </w:r>
       <w:r>
         <w:rPr>
           <w:lang w:val="en_US" w:bidi="en_US"/>
         </w:rPr>
         <w:t xml:space="preserve">, </w:t>
       </w:r>
-      <w:hyperlink r:id="rId61">
-        <w:r>
-          <w:rPr>
-            <w:lang w:val="en_US" w:bidi="en_US"/>
-          </w:rPr>
-          <w:rPr>
-            <w:color w:val="0000EE"/>
-            <w:u w:val="single"/>
-          </w:rPr>
-          <w:t>Ezr 4:24</w:t>
-        </w:r>
-      </w:hyperlink>
+      <w:r>
+        <w:rPr>
+          <w:lang w:val="en_US" w:bidi="en_US"/>
+        </w:rPr>
+        <w:t>Ezr 4:24</w:t>
+      </w:r>
       <w:r>
         <w:rPr>
           <w:lang w:val="en_US" w:bidi="en_US"/>
@@ -5477,18 +4931,12 @@
         </w:rPr>
         <w:t xml:space="preserve"> </w:t>
       </w:r>
-      <w:hyperlink r:id="rId86">
-        <w:r>
-          <w:rPr>
-            <w:lang w:val="en_US" w:bidi="en_US"/>
-          </w:rPr>
-          <w:rPr>
-            <w:color w:val="0000EE"/>
-            <w:u w:val="single"/>
-          </w:rPr>
-          <w:t>Dn 6:19</w:t>
-        </w:r>
-      </w:hyperlink>
+      <w:r>
+        <w:rPr>
+          <w:lang w:val="en_US" w:bidi="en_US"/>
+        </w:rPr>
+        <w:t>Dn 6:19</w:t>
+      </w:r>
       <w:r>
         <w:rPr>
           <w:lang w:val="en_US" w:bidi="en_US"/>
@@ -5679,18 +5127,12 @@
         </w:rPr>
         <w:t xml:space="preserve"> </w:t>
       </w:r>
-      <w:hyperlink r:id="rId87">
-        <w:r>
-          <w:rPr>
-            <w:lang w:val="en_US" w:bidi="en_US"/>
-          </w:rPr>
-          <w:rPr>
-            <w:color w:val="0000EE"/>
-            <w:u w:val="single"/>
-          </w:rPr>
-          <w:t>Dn 7:25</w:t>
-        </w:r>
-      </w:hyperlink>
+      <w:r>
+        <w:rPr>
+          <w:lang w:val="en_US" w:bidi="en_US"/>
+        </w:rPr>
+        <w:t>Dn 7:25</w:t>
+      </w:r>
       <w:r>
         <w:rPr>
           <w:lang w:val="en_US" w:bidi="en_US"/>
@@ -5997,54 +5439,36 @@
         </w:rPr>
         <w:t xml:space="preserve">: </w:t>
       </w:r>
-      <w:hyperlink r:id="rId88">
-        <w:r>
-          <w:rPr>
-            <w:lang w:val="en_US" w:bidi="en_US"/>
-          </w:rPr>
-          <w:rPr>
-            <w:color w:val="0000EE"/>
-            <w:u w:val="single"/>
-          </w:rPr>
-          <w:t>Ezr 4:13</w:t>
-        </w:r>
-      </w:hyperlink>
+      <w:r>
+        <w:rPr>
+          <w:lang w:val="en_US" w:bidi="en_US"/>
+        </w:rPr>
+        <w:t>Ezr 4:13</w:t>
+      </w:r>
       <w:r>
         <w:rPr>
           <w:lang w:val="en_US" w:bidi="en_US"/>
         </w:rPr>
         <w:t xml:space="preserve">, </w:t>
       </w:r>
-      <w:hyperlink r:id="rId89">
-        <w:r>
-          <w:rPr>
-            <w:lang w:val="en_US" w:bidi="en_US"/>
-          </w:rPr>
-          <w:rPr>
-            <w:color w:val="0000EE"/>
-            <w:u w:val="single"/>
-          </w:rPr>
-          <w:t>4:20</w:t>
-        </w:r>
-      </w:hyperlink>
+      <w:r>
+        <w:rPr>
+          <w:lang w:val="en_US" w:bidi="en_US"/>
+        </w:rPr>
+        <w:t>4:20</w:t>
+      </w:r>
       <w:r>
         <w:rPr>
           <w:lang w:val="en_US" w:bidi="en_US"/>
         </w:rPr>
         <w:t xml:space="preserve">, </w:t>
       </w:r>
-      <w:hyperlink r:id="rId90">
-        <w:r>
-          <w:rPr>
-            <w:lang w:val="en_US" w:bidi="en_US"/>
-          </w:rPr>
-          <w:rPr>
-            <w:color w:val="0000EE"/>
-            <w:u w:val="single"/>
-          </w:rPr>
-          <w:t>7:24</w:t>
-        </w:r>
-      </w:hyperlink>
+      <w:r>
+        <w:rPr>
+          <w:lang w:val="en_US" w:bidi="en_US"/>
+        </w:rPr>
+        <w:t>7:24</w:t>
+      </w:r>
       <w:r>
         <w:rPr>
           <w:lang w:val="en_US" w:bidi="en_US"/>
@@ -6139,36 +5563,24 @@
         </w:rPr>
         <w:t xml:space="preserve"> p. 117);—</w:t>
       </w:r>
-      <w:hyperlink r:id="rId91">
-        <w:r>
-          <w:rPr>
-            <w:lang w:val="en_US" w:bidi="en_US"/>
-          </w:rPr>
-          <w:rPr>
-            <w:color w:val="0000EE"/>
-            <w:u w:val="single"/>
-          </w:rPr>
-          <w:t>Dn 2:26</w:t>
-        </w:r>
-      </w:hyperlink>
+      <w:r>
+        <w:rPr>
+          <w:lang w:val="en_US" w:bidi="en_US"/>
+        </w:rPr>
+        <w:t>Dn 2:26</w:t>
+      </w:r>
       <w:r>
         <w:rPr>
           <w:lang w:val="en_US" w:bidi="en_US"/>
         </w:rPr>
         <w:t xml:space="preserve">, </w:t>
       </w:r>
-      <w:hyperlink r:id="rId92">
-        <w:r>
-          <w:rPr>
-            <w:lang w:val="en_US" w:bidi="en_US"/>
-          </w:rPr>
-          <w:rPr>
-            <w:color w:val="0000EE"/>
-            <w:u w:val="single"/>
-          </w:rPr>
-          <w:t>4:5</w:t>
-        </w:r>
-      </w:hyperlink>
+      <w:r>
+        <w:rPr>
+          <w:lang w:val="en_US" w:bidi="en_US"/>
+        </w:rPr>
+        <w:t>4:5</w:t>
+      </w:r>
       <w:r>
         <w:rPr>
           <w:lang w:val="en_US" w:bidi="en_US"/>
@@ -6262,90 +5674,60 @@
         </w:rPr>
         <w:t xml:space="preserve">, acc. to </w:t>
       </w:r>
-      <w:hyperlink r:id="rId93">
-        <w:r>
-          <w:rPr>
-            <w:lang w:val="en_US" w:bidi="en_US"/>
-          </w:rPr>
-          <w:rPr>
-            <w:color w:val="0000EE"/>
-            <w:u w:val="single"/>
-          </w:rPr>
-          <w:t>Dn 5:1</w:t>
-        </w:r>
-      </w:hyperlink>
+      <w:r>
+        <w:rPr>
+          <w:lang w:val="en_US" w:bidi="en_US"/>
+        </w:rPr>
+        <w:t>Dn 5:1</w:t>
+      </w:r>
       <w:r>
         <w:rPr>
           <w:lang w:val="en_US" w:bidi="en_US"/>
         </w:rPr>
         <w:t xml:space="preserve">, </w:t>
       </w:r>
-      <w:hyperlink r:id="rId24">
-        <w:r>
-          <w:rPr>
-            <w:lang w:val="en_US" w:bidi="en_US"/>
-          </w:rPr>
-          <w:rPr>
-            <w:color w:val="0000EE"/>
-            <w:u w:val="single"/>
-          </w:rPr>
-          <w:t>5:2</w:t>
-        </w:r>
-      </w:hyperlink>
+      <w:r>
+        <w:rPr>
+          <w:lang w:val="en_US" w:bidi="en_US"/>
+        </w:rPr>
+        <w:t>5:2</w:t>
+      </w:r>
       <w:r>
         <w:rPr>
           <w:lang w:val="en_US" w:bidi="en_US"/>
         </w:rPr>
         <w:t xml:space="preserve">, </w:t>
       </w:r>
-      <w:hyperlink r:id="rId59">
-        <w:r>
-          <w:rPr>
-            <w:lang w:val="en_US" w:bidi="en_US"/>
-          </w:rPr>
-          <w:rPr>
-            <w:color w:val="0000EE"/>
-            <w:u w:val="single"/>
-          </w:rPr>
-          <w:t>5:9</w:t>
-        </w:r>
-      </w:hyperlink>
+      <w:r>
+        <w:rPr>
+          <w:lang w:val="en_US" w:bidi="en_US"/>
+        </w:rPr>
+        <w:t>5:9</w:t>
+      </w:r>
       <w:r>
         <w:rPr>
           <w:lang w:val="en_US" w:bidi="en_US"/>
         </w:rPr>
         <w:t xml:space="preserve">, </w:t>
       </w:r>
-      <w:hyperlink r:id="rId94">
-        <w:r>
-          <w:rPr>
-            <w:lang w:val="en_US" w:bidi="en_US"/>
-          </w:rPr>
-          <w:rPr>
-            <w:color w:val="0000EE"/>
-            <w:u w:val="single"/>
-          </w:rPr>
-          <w:t>5:22</w:t>
-        </w:r>
-      </w:hyperlink>
+      <w:r>
+        <w:rPr>
+          <w:lang w:val="en_US" w:bidi="en_US"/>
+        </w:rPr>
+        <w:t>5:22</w:t>
+      </w:r>
       <w:r>
         <w:rPr>
           <w:lang w:val="en_US" w:bidi="en_US"/>
         </w:rPr>
         <w:t xml:space="preserve">, </w:t>
       </w:r>
-      <w:hyperlink r:id="rId95">
-        <w:r>
-          <w:rPr>
-            <w:lang w:val="en_US" w:bidi="en_US"/>
-          </w:rPr>
-          <w:rPr>
-            <w:color w:val="0000EE"/>
-            <w:u w:val="single"/>
-          </w:rPr>
-          <w:t>5:29</w:t>
-        </w:r>
-      </w:hyperlink>
+      <w:r>
+        <w:rPr>
+          <w:lang w:val="en_US" w:bidi="en_US"/>
+        </w:rPr>
+        <w:t>5:29</w:t>
+      </w:r>
       <w:r>
         <w:rPr>
           <w:lang w:val="en_US" w:bidi="en_US"/>
@@ -6377,36 +5759,24 @@
         </w:rPr>
         <w:t xml:space="preserve"> v:</w:t>
       </w:r>
-      <w:hyperlink r:id="rId96">
-        <w:r>
-          <w:rPr>
-            <w:lang w:val="en_US" w:bidi="en_US"/>
-          </w:rPr>
-          <w:rPr>
-            <w:color w:val="0000EE"/>
-            <w:u w:val="single"/>
-          </w:rPr>
-          <w:t>30</w:t>
-        </w:r>
-      </w:hyperlink>
+      <w:r>
+        <w:rPr>
+          <w:lang w:val="en_US" w:bidi="en_US"/>
+        </w:rPr>
+        <w:t>30</w:t>
+      </w:r>
       <w:r>
         <w:rPr>
           <w:lang w:val="en_US" w:bidi="en_US"/>
         </w:rPr>
         <w:t xml:space="preserve">, </w:t>
       </w:r>
-      <w:hyperlink r:id="rId97">
-        <w:r>
-          <w:rPr>
-            <w:lang w:val="en_US" w:bidi="en_US"/>
-          </w:rPr>
-          <w:rPr>
-            <w:color w:val="0000EE"/>
-            <w:u w:val="single"/>
-          </w:rPr>
-          <w:t>7:1</w:t>
-        </w:r>
-      </w:hyperlink>
+      <w:r>
+        <w:rPr>
+          <w:lang w:val="en_US" w:bidi="en_US"/>
+        </w:rPr>
+        <w:t>7:1</w:t>
+      </w:r>
       <w:r>
         <w:rPr>
           <w:lang w:val="en_US" w:bidi="en_US"/>
@@ -6635,18 +6005,12 @@
         </w:rPr>
         <w:t xml:space="preserve"> </w:t>
       </w:r>
-      <w:hyperlink r:id="rId98">
-        <w:r>
-          <w:rPr>
-            <w:lang w:val="en_US" w:bidi="en_US"/>
-          </w:rPr>
-          <w:rPr>
-            <w:color w:val="0000EE"/>
-            <w:u w:val="single"/>
-          </w:rPr>
-          <w:t>Ezr 5:11</w:t>
-        </w:r>
-      </w:hyperlink>
+      <w:r>
+        <w:rPr>
+          <w:lang w:val="en_US" w:bidi="en_US"/>
+        </w:rPr>
+        <w:t>Ezr 5:11</w:t>
+      </w:r>
       <w:r>
         <w:rPr>
           <w:lang w:val="en_US" w:bidi="en_US"/>
@@ -6665,18 +6029,12 @@
         </w:rPr>
         <w:t xml:space="preserve"> </w:t>
       </w:r>
-      <w:hyperlink r:id="rId32">
-        <w:r>
-          <w:rPr>
-            <w:lang w:val="en_US" w:bidi="en_US"/>
-          </w:rPr>
-          <w:rPr>
-            <w:color w:val="0000EE"/>
-            <w:u w:val="single"/>
-          </w:rPr>
-          <w:t>Dn 4:27</w:t>
-        </w:r>
-      </w:hyperlink>
+      <w:r>
+        <w:rPr>
+          <w:lang w:val="en_US" w:bidi="en_US"/>
+        </w:rPr>
+        <w:t>Dn 4:27</w:t>
+      </w:r>
       <w:r>
         <w:rPr>
           <w:lang w:val="en_US" w:bidi="en_US"/>
@@ -6708,18 +6066,12 @@
         </w:rPr>
         <w:t xml:space="preserve"> </w:t>
       </w:r>
-      <w:hyperlink r:id="rId69">
-        <w:r>
-          <w:rPr>
-            <w:lang w:val="en_US" w:bidi="en_US"/>
-          </w:rPr>
-          <w:rPr>
-            <w:color w:val="0000EE"/>
-            <w:u w:val="single"/>
-          </w:rPr>
-          <w:t>Ezr 6:7</w:t>
-        </w:r>
-      </w:hyperlink>
+      <w:r>
+        <w:rPr>
+          <w:lang w:val="en_US" w:bidi="en_US"/>
+        </w:rPr>
+        <w:t>Ezr 6:7</w:t>
+      </w:r>
       <w:r>
         <w:rPr>
           <w:lang w:val="en_US" w:bidi="en_US"/>
@@ -6751,18 +6103,12 @@
         </w:rPr>
         <w:t xml:space="preserve"> </w:t>
       </w:r>
-      <w:hyperlink r:id="rId72">
-        <w:r>
-          <w:rPr>
-            <w:lang w:val="en_US" w:bidi="en_US"/>
-          </w:rPr>
-          <w:rPr>
-            <w:color w:val="0000EE"/>
-            <w:u w:val="single"/>
-          </w:rPr>
-          <w:t>5:2</w:t>
-        </w:r>
-      </w:hyperlink>
+      <w:r>
+        <w:rPr>
+          <w:lang w:val="en_US" w:bidi="en_US"/>
+        </w:rPr>
+        <w:t>5:2</w:t>
+      </w:r>
       <w:r>
         <w:rPr>
           <w:lang w:val="en_US" w:bidi="en_US"/>
@@ -6781,18 +6127,12 @@
         </w:rPr>
         <w:t xml:space="preserve"> v:</w:t>
       </w:r>
-      <w:hyperlink r:id="rId99">
-        <w:r>
-          <w:rPr>
-            <w:lang w:val="en_US" w:bidi="en_US"/>
-          </w:rPr>
-          <w:rPr>
-            <w:color w:val="0000EE"/>
-            <w:u w:val="single"/>
-          </w:rPr>
-          <w:t>9</w:t>
-        </w:r>
-      </w:hyperlink>
+      <w:r>
+        <w:rPr>
+          <w:lang w:val="en_US" w:bidi="en_US"/>
+        </w:rPr>
+        <w:t>9</w:t>
+      </w:r>
       <w:r>
         <w:rPr>
           <w:lang w:val="en_US" w:bidi="en_US"/>
@@ -6922,36 +6262,24 @@
         </w:rPr>
         <w:t>) v:</w:t>
       </w:r>
-      <w:hyperlink r:id="rId70">
-        <w:r>
-          <w:rPr>
-            <w:lang w:val="en_US" w:bidi="en_US"/>
-          </w:rPr>
-          <w:rPr>
-            <w:color w:val="0000EE"/>
-            <w:u w:val="single"/>
-          </w:rPr>
-          <w:t>3</w:t>
-        </w:r>
-      </w:hyperlink>
+      <w:r>
+        <w:rPr>
+          <w:lang w:val="en_US" w:bidi="en_US"/>
+        </w:rPr>
+        <w:t>3</w:t>
+      </w:r>
       <w:r>
         <w:rPr>
           <w:lang w:val="en_US" w:bidi="en_US"/>
         </w:rPr>
         <w:t>, v:</w:t>
       </w:r>
-      <w:hyperlink r:id="rId100">
-        <w:r>
-          <w:rPr>
-            <w:lang w:val="en_US" w:bidi="en_US"/>
-          </w:rPr>
-          <w:rPr>
-            <w:color w:val="0000EE"/>
-            <w:u w:val="single"/>
-          </w:rPr>
-          <w:t>13</w:t>
-        </w:r>
-      </w:hyperlink>
+      <w:r>
+        <w:rPr>
+          <w:lang w:val="en_US" w:bidi="en_US"/>
+        </w:rPr>
+        <w:t>13</w:t>
+      </w:r>
       <w:r>
         <w:rPr>
           <w:lang w:val="en_US" w:bidi="en_US"/>
@@ -6995,18 +6323,12 @@
         </w:rPr>
         <w:t xml:space="preserve"> </w:t>
       </w:r>
-      <w:hyperlink r:id="rId45">
-        <w:r>
-          <w:rPr>
-            <w:lang w:val="en_US" w:bidi="en_US"/>
-          </w:rPr>
-          <w:rPr>
-            <w:color w:val="0000EE"/>
-            <w:u w:val="single"/>
-          </w:rPr>
-          <w:t>4:12</w:t>
-        </w:r>
-      </w:hyperlink>
+      <w:r>
+        <w:rPr>
+          <w:lang w:val="en_US" w:bidi="en_US"/>
+        </w:rPr>
+        <w:t>4:12</w:t>
+      </w:r>
       <w:r>
         <w:rPr>
           <w:lang w:val="en_US" w:bidi="en_US"/>
@@ -7038,18 +6360,12 @@
         </w:rPr>
         <w:t xml:space="preserve"> </w:t>
       </w:r>
-      <w:hyperlink r:id="rId98">
-        <w:r>
-          <w:rPr>
-            <w:lang w:val="en_US" w:bidi="en_US"/>
-          </w:rPr>
-          <w:rPr>
-            <w:color w:val="0000EE"/>
-            <w:u w:val="single"/>
-          </w:rPr>
-          <w:t>5:11</w:t>
-        </w:r>
-      </w:hyperlink>
+      <w:r>
+        <w:rPr>
+          <w:lang w:val="en_US" w:bidi="en_US"/>
+        </w:rPr>
+        <w:t>5:11</w:t>
+      </w:r>
       <w:r>
         <w:rPr>
           <w:lang w:val="en_US" w:bidi="en_US"/>
@@ -7112,162 +6428,108 @@
         </w:rPr>
         <w:t xml:space="preserve"> acc. of temple </w:t>
       </w:r>
-      <w:hyperlink r:id="rId72">
-        <w:r>
-          <w:rPr>
-            <w:lang w:val="en_US" w:bidi="en_US"/>
-          </w:rPr>
-          <w:rPr>
-            <w:color w:val="0000EE"/>
-            <w:u w:val="single"/>
-          </w:rPr>
-          <w:t>Ezr 5:2</w:t>
-        </w:r>
-      </w:hyperlink>
+      <w:r>
+        <w:rPr>
+          <w:lang w:val="en_US" w:bidi="en_US"/>
+        </w:rPr>
+        <w:t>Ezr 5:2</w:t>
+      </w:r>
       <w:r>
         <w:rPr>
           <w:lang w:val="en_US" w:bidi="en_US"/>
         </w:rPr>
         <w:t xml:space="preserve">, </w:t>
       </w:r>
-      <w:hyperlink r:id="rId70">
-        <w:r>
-          <w:rPr>
-            <w:lang w:val="en_US" w:bidi="en_US"/>
-          </w:rPr>
-          <w:rPr>
-            <w:color w:val="0000EE"/>
-            <w:u w:val="single"/>
-          </w:rPr>
-          <w:t>5:3</w:t>
-        </w:r>
-      </w:hyperlink>
+      <w:r>
+        <w:rPr>
+          <w:lang w:val="en_US" w:bidi="en_US"/>
+        </w:rPr>
+        <w:t>5:3</w:t>
+      </w:r>
       <w:r>
         <w:rPr>
           <w:lang w:val="en_US" w:bidi="en_US"/>
         </w:rPr>
         <w:t xml:space="preserve">, </w:t>
       </w:r>
-      <w:hyperlink r:id="rId99">
-        <w:r>
-          <w:rPr>
-            <w:lang w:val="en_US" w:bidi="en_US"/>
-          </w:rPr>
-          <w:rPr>
-            <w:color w:val="0000EE"/>
-            <w:u w:val="single"/>
-          </w:rPr>
-          <w:t>5:9</w:t>
-        </w:r>
-      </w:hyperlink>
+      <w:r>
+        <w:rPr>
+          <w:lang w:val="en_US" w:bidi="en_US"/>
+        </w:rPr>
+        <w:t>5:9</w:t>
+      </w:r>
       <w:r>
         <w:rPr>
           <w:lang w:val="en_US" w:bidi="en_US"/>
         </w:rPr>
         <w:t xml:space="preserve">, </w:t>
       </w:r>
-      <w:hyperlink r:id="rId98">
-        <w:r>
-          <w:rPr>
-            <w:lang w:val="en_US" w:bidi="en_US"/>
-          </w:rPr>
-          <w:rPr>
-            <w:color w:val="0000EE"/>
-            <w:u w:val="single"/>
-          </w:rPr>
-          <w:t>5:11</w:t>
-        </w:r>
-      </w:hyperlink>
+      <w:r>
+        <w:rPr>
+          <w:lang w:val="en_US" w:bidi="en_US"/>
+        </w:rPr>
+        <w:t>5:11</w:t>
+      </w:r>
       <w:r>
         <w:rPr>
           <w:lang w:val="en_US" w:bidi="en_US"/>
         </w:rPr>
         <w:t xml:space="preserve">, </w:t>
       </w:r>
-      <w:hyperlink r:id="rId100">
-        <w:r>
-          <w:rPr>
-            <w:lang w:val="en_US" w:bidi="en_US"/>
-          </w:rPr>
-          <w:rPr>
-            <w:color w:val="0000EE"/>
-            <w:u w:val="single"/>
-          </w:rPr>
-          <w:t>5:13</w:t>
-        </w:r>
-      </w:hyperlink>
+      <w:r>
+        <w:rPr>
+          <w:lang w:val="en_US" w:bidi="en_US"/>
+        </w:rPr>
+        <w:t>5:13</w:t>
+      </w:r>
       <w:r>
         <w:rPr>
           <w:lang w:val="en_US" w:bidi="en_US"/>
         </w:rPr>
         <w:t xml:space="preserve">, </w:t>
       </w:r>
-      <w:hyperlink r:id="rId81">
-        <w:r>
-          <w:rPr>
-            <w:lang w:val="en_US" w:bidi="en_US"/>
-          </w:rPr>
-          <w:rPr>
-            <w:color w:val="0000EE"/>
-            <w:u w:val="single"/>
-          </w:rPr>
-          <w:t>5:17</w:t>
-        </w:r>
-      </w:hyperlink>
+      <w:r>
+        <w:rPr>
+          <w:lang w:val="en_US" w:bidi="en_US"/>
+        </w:rPr>
+        <w:t>5:17</w:t>
+      </w:r>
       <w:r>
         <w:rPr>
           <w:lang w:val="en_US" w:bidi="en_US"/>
         </w:rPr>
         <w:t xml:space="preserve">, </w:t>
       </w:r>
-      <w:hyperlink r:id="rId69">
-        <w:r>
-          <w:rPr>
-            <w:lang w:val="en_US" w:bidi="en_US"/>
-          </w:rPr>
-          <w:rPr>
-            <w:color w:val="0000EE"/>
-            <w:u w:val="single"/>
-          </w:rPr>
-          <w:t>6:7</w:t>
-        </w:r>
-      </w:hyperlink>
+      <w:r>
+        <w:rPr>
+          <w:lang w:val="en_US" w:bidi="en_US"/>
+        </w:rPr>
+        <w:t>6:7</w:t>
+      </w:r>
       <w:r>
         <w:rPr>
           <w:lang w:val="en_US" w:bidi="en_US"/>
         </w:rPr>
         <w:t xml:space="preserve">, </w:t>
       </w:r>
-      <w:hyperlink r:id="rId101">
-        <w:r>
-          <w:rPr>
-            <w:lang w:val="en_US" w:bidi="en_US"/>
-          </w:rPr>
-          <w:rPr>
-            <w:color w:val="0000EE"/>
-            <w:u w:val="single"/>
-          </w:rPr>
-          <w:t>6:8</w:t>
-        </w:r>
-      </w:hyperlink>
+      <w:r>
+        <w:rPr>
+          <w:lang w:val="en_US" w:bidi="en_US"/>
+        </w:rPr>
+        <w:t>6:8</w:t>
+      </w:r>
       <w:r>
         <w:rPr>
           <w:lang w:val="en_US" w:bidi="en_US"/>
         </w:rPr>
         <w:t xml:space="preserve">, so </w:t>
       </w:r>
-      <w:hyperlink r:id="rId102">
-        <w:r>
-          <w:rPr>
-            <w:lang w:val="en_US" w:bidi="en_US"/>
-          </w:rPr>
-          <w:rPr>
-            <w:color w:val="0000EE"/>
-            <w:u w:val="single"/>
-          </w:rPr>
-          <w:t>5:4</w:t>
-        </w:r>
-      </w:hyperlink>
+      <w:r>
+        <w:rPr>
+          <w:lang w:val="en_US" w:bidi="en_US"/>
+        </w:rPr>
+        <w:t>5:4</w:t>
+      </w:r>
       <w:r>
         <w:rPr>
           <w:lang w:val="en_US" w:bidi="en_US"/>
@@ -7286,18 +6548,12 @@
         </w:rPr>
         <w:t xml:space="preserve"> of temple v:</w:t>
       </w:r>
-      <w:hyperlink r:id="rId98">
-        <w:r>
-          <w:rPr>
-            <w:lang w:val="en_US" w:bidi="en_US"/>
-          </w:rPr>
-          <w:rPr>
-            <w:color w:val="0000EE"/>
-            <w:u w:val="single"/>
-          </w:rPr>
-          <w:t>11</w:t>
-        </w:r>
-      </w:hyperlink>
+      <w:r>
+        <w:rPr>
+          <w:lang w:val="en_US" w:bidi="en_US"/>
+        </w:rPr>
+        <w:t>11</w:t>
+      </w:r>
       <w:r>
         <w:rPr>
           <w:lang w:val="en_US" w:bidi="en_US"/>
@@ -7316,72 +6572,48 @@
         </w:rPr>
         <w:t xml:space="preserve"> acc. of city </w:t>
       </w:r>
-      <w:hyperlink r:id="rId45">
-        <w:r>
-          <w:rPr>
-            <w:lang w:val="en_US" w:bidi="en_US"/>
-          </w:rPr>
-          <w:rPr>
-            <w:color w:val="0000EE"/>
-            <w:u w:val="single"/>
-          </w:rPr>
-          <w:t>4:12</w:t>
-        </w:r>
-      </w:hyperlink>
+      <w:r>
+        <w:rPr>
+          <w:lang w:val="en_US" w:bidi="en_US"/>
+        </w:rPr>
+        <w:t>4:12</w:t>
+      </w:r>
       <w:r>
         <w:rPr>
           <w:lang w:val="en_US" w:bidi="en_US"/>
         </w:rPr>
         <w:t xml:space="preserve">, </w:t>
       </w:r>
-      <w:hyperlink r:id="rId32">
-        <w:r>
-          <w:rPr>
-            <w:lang w:val="en_US" w:bidi="en_US"/>
-          </w:rPr>
-          <w:rPr>
-            <w:color w:val="0000EE"/>
-            <w:u w:val="single"/>
-          </w:rPr>
-          <w:t>Dn 4:27</w:t>
-        </w:r>
-      </w:hyperlink>
+      <w:r>
+        <w:rPr>
+          <w:lang w:val="en_US" w:bidi="en_US"/>
+        </w:rPr>
+        <w:t>Dn 4:27</w:t>
+      </w:r>
       <w:r>
         <w:rPr>
           <w:lang w:val="en_US" w:bidi="en_US"/>
         </w:rPr>
         <w:t xml:space="preserve">; abs. </w:t>
       </w:r>
-      <w:hyperlink r:id="rId38">
-        <w:r>
-          <w:rPr>
-            <w:lang w:val="en_US" w:bidi="en_US"/>
-          </w:rPr>
-          <w:rPr>
-            <w:color w:val="0000EE"/>
-            <w:u w:val="single"/>
-          </w:rPr>
-          <w:t>Ezr 6:14</w:t>
-        </w:r>
-      </w:hyperlink>
+      <w:r>
+        <w:rPr>
+          <w:lang w:val="en_US" w:bidi="en_US"/>
+        </w:rPr>
+        <w:t>Ezr 6:14</w:t>
+      </w:r>
       <w:r>
         <w:rPr>
           <w:lang w:val="en_US" w:bidi="en_US"/>
         </w:rPr>
         <w:t xml:space="preserve">, </w:t>
       </w:r>
-      <w:hyperlink r:id="rId38">
-        <w:r>
-          <w:rPr>
-            <w:lang w:val="en_US" w:bidi="en_US"/>
-          </w:rPr>
-          <w:rPr>
-            <w:color w:val="0000EE"/>
-            <w:u w:val="single"/>
-          </w:rPr>
-          <w:t>6:14</w:t>
-        </w:r>
-      </w:hyperlink>
+      <w:r>
+        <w:rPr>
+          <w:lang w:val="en_US" w:bidi="en_US"/>
+        </w:rPr>
+        <w:t>6:14</w:t>
+      </w:r>
       <w:r>
         <w:rPr>
           <w:lang w:val="en_US" w:bidi="en_US"/>
@@ -7426,36 +6658,24 @@
         </w:rPr>
         <w:t xml:space="preserve"> of temple </w:t>
       </w:r>
-      <w:hyperlink r:id="rId103">
-        <w:r>
-          <w:rPr>
-            <w:lang w:val="en_US" w:bidi="en_US"/>
-          </w:rPr>
-          <w:rPr>
-            <w:color w:val="0000EE"/>
-            <w:u w:val="single"/>
-          </w:rPr>
-          <w:t>Ezr 5:15</w:t>
-        </w:r>
-      </w:hyperlink>
+      <w:r>
+        <w:rPr>
+          <w:lang w:val="en_US" w:bidi="en_US"/>
+        </w:rPr>
+        <w:t>Ezr 5:15</w:t>
+      </w:r>
       <w:r>
         <w:rPr>
           <w:lang w:val="en_US" w:bidi="en_US"/>
         </w:rPr>
         <w:t xml:space="preserve">, </w:t>
       </w:r>
-      <w:hyperlink r:id="rId64">
-        <w:r>
-          <w:rPr>
-            <w:lang w:val="en_US" w:bidi="en_US"/>
-          </w:rPr>
-          <w:rPr>
-            <w:color w:val="0000EE"/>
-            <w:u w:val="single"/>
-          </w:rPr>
-          <w:t>6:3</w:t>
-        </w:r>
-      </w:hyperlink>
+      <w:r>
+        <w:rPr>
+          <w:lang w:val="en_US" w:bidi="en_US"/>
+        </w:rPr>
+        <w:t>6:3</w:t>
+      </w:r>
       <w:r>
         <w:rPr>
           <w:lang w:val="en_US" w:bidi="en_US"/>
@@ -7474,54 +6694,36 @@
         </w:rPr>
         <w:t xml:space="preserve"> of city v:</w:t>
       </w:r>
-      <w:hyperlink r:id="rId104">
-        <w:r>
-          <w:rPr>
-            <w:lang w:val="en_US" w:bidi="en_US"/>
-          </w:rPr>
-          <w:rPr>
-            <w:color w:val="0000EE"/>
-            <w:u w:val="single"/>
-          </w:rPr>
-          <w:t>13</w:t>
-        </w:r>
-      </w:hyperlink>
+      <w:r>
+        <w:rPr>
+          <w:lang w:val="en_US" w:bidi="en_US"/>
+        </w:rPr>
+        <w:t>13</w:t>
+      </w:r>
       <w:r>
         <w:rPr>
           <w:lang w:val="en_US" w:bidi="en_US"/>
         </w:rPr>
         <w:t>, v:</w:t>
       </w:r>
-      <w:hyperlink r:id="rId105">
-        <w:r>
-          <w:rPr>
-            <w:lang w:val="en_US" w:bidi="en_US"/>
-          </w:rPr>
-          <w:rPr>
-            <w:color w:val="0000EE"/>
-            <w:u w:val="single"/>
-          </w:rPr>
-          <w:t>16</w:t>
-        </w:r>
-      </w:hyperlink>
+      <w:r>
+        <w:rPr>
+          <w:lang w:val="en_US" w:bidi="en_US"/>
+        </w:rPr>
+        <w:t>16</w:t>
+      </w:r>
       <w:r>
         <w:rPr>
           <w:lang w:val="en_US" w:bidi="en_US"/>
         </w:rPr>
         <w:t>, v:</w:t>
       </w:r>
-      <w:hyperlink r:id="rId106">
-        <w:r>
-          <w:rPr>
-            <w:lang w:val="en_US" w:bidi="en_US"/>
-          </w:rPr>
-          <w:rPr>
-            <w:color w:val="0000EE"/>
-            <w:u w:val="single"/>
-          </w:rPr>
-          <w:t>21</w:t>
-        </w:r>
-      </w:hyperlink>
+      <w:r>
+        <w:rPr>
+          <w:lang w:val="en_US" w:bidi="en_US"/>
+        </w:rPr>
+        <w:t>21</w:t>
+      </w:r>
       <w:r>
         <w:rPr>
           <w:lang w:val="en_US" w:bidi="en_US"/>
@@ -7553,18 +6755,12 @@
         </w:rPr>
         <w:t xml:space="preserve"> of temple </w:t>
       </w:r>
-      <w:hyperlink r:id="rId107">
-        <w:r>
-          <w:rPr>
-            <w:lang w:val="en_US" w:bidi="en_US"/>
-          </w:rPr>
-          <w:rPr>
-            <w:color w:val="0000EE"/>
-            <w:u w:val="single"/>
-          </w:rPr>
-          <w:t>5:8</w:t>
-        </w:r>
-      </w:hyperlink>
+      <w:r>
+        <w:rPr>
+          <w:lang w:val="en_US" w:bidi="en_US"/>
+        </w:rPr>
+        <w:t>5:8</w:t>
+      </w:r>
       <w:r>
         <w:rPr>
           <w:lang w:val="en_US" w:bidi="en_US"/>
@@ -7583,18 +6779,12 @@
         </w:rPr>
         <w:t xml:space="preserve"> acc. mater.), v:</w:t>
       </w:r>
-      <w:hyperlink r:id="rId108">
-        <w:r>
-          <w:rPr>
-            <w:lang w:val="en_US" w:bidi="en_US"/>
-          </w:rPr>
-          <w:rPr>
-            <w:color w:val="0000EE"/>
-            <w:u w:val="single"/>
-          </w:rPr>
-          <w:t>16</w:t>
-        </w:r>
-      </w:hyperlink>
+      <w:r>
+        <w:rPr>
+          <w:lang w:val="en_US" w:bidi="en_US"/>
+        </w:rPr>
+        <w:t>16</w:t>
+      </w:r>
       <w:r>
         <w:rPr>
           <w:lang w:val="en_US" w:bidi="en_US"/>
@@ -7704,18 +6894,12 @@
         </w:rPr>
         <w:t xml:space="preserve"> </w:t>
       </w:r>
-      <w:hyperlink r:id="rId102">
-        <w:r>
-          <w:rPr>
-            <w:lang w:val="en_US" w:bidi="en_US"/>
-          </w:rPr>
-          <w:rPr>
-            <w:color w:val="0000EE"/>
-            <w:u w:val="single"/>
-          </w:rPr>
-          <w:t>Ezr 5:4</w:t>
-        </w:r>
-      </w:hyperlink>
+      <w:r>
+        <w:rPr>
+          <w:lang w:val="en_US" w:bidi="en_US"/>
+        </w:rPr>
+        <w:t>Ezr 5:4</w:t>
+      </w:r>
       <w:r>
         <w:rPr>
           <w:lang w:val="en_US" w:bidi="en_US"/>
@@ -7920,18 +7104,12 @@
         </w:rPr>
         <w:t xml:space="preserve">: </w:t>
       </w:r>
-      <w:hyperlink r:id="rId46">
-        <w:r>
-          <w:rPr>
-            <w:lang w:val="en_US" w:bidi="en_US"/>
-          </w:rPr>
-          <w:rPr>
-            <w:color w:val="0000EE"/>
-            <w:u w:val="single"/>
-          </w:rPr>
-          <w:t>Dn 2:12</w:t>
-        </w:r>
-      </w:hyperlink>
+      <w:r>
+        <w:rPr>
+          <w:lang w:val="en_US" w:bidi="en_US"/>
+        </w:rPr>
+        <w:t>Dn 2:12</w:t>
+      </w:r>
       <w:r>
         <w:rPr>
           <w:lang w:val="en_US" w:bidi="en_US"/>
@@ -8093,36 +7271,24 @@
         </w:rPr>
         <w:t xml:space="preserve">: </w:t>
       </w:r>
-      <w:hyperlink r:id="rId109">
-        <w:r>
-          <w:rPr>
-            <w:lang w:val="en_US" w:bidi="en_US"/>
-          </w:rPr>
-          <w:rPr>
-            <w:color w:val="0000EE"/>
-            <w:u w:val="single"/>
-          </w:rPr>
-          <w:t>2:16</w:t>
-        </w:r>
-      </w:hyperlink>
+      <w:r>
+        <w:rPr>
+          <w:lang w:val="en_US" w:bidi="en_US"/>
+        </w:rPr>
+        <w:t>2:16</w:t>
+      </w:r>
       <w:r>
         <w:rPr>
           <w:lang w:val="en_US" w:bidi="en_US"/>
         </w:rPr>
         <w:t xml:space="preserve">, </w:t>
       </w:r>
-      <w:hyperlink r:id="rId110">
-        <w:r>
-          <w:rPr>
-            <w:lang w:val="en_US" w:bidi="en_US"/>
-          </w:rPr>
-          <w:rPr>
-            <w:color w:val="0000EE"/>
-            <w:u w:val="single"/>
-          </w:rPr>
-          <w:t>2:49</w:t>
-        </w:r>
-      </w:hyperlink>
+      <w:r>
+        <w:rPr>
+          <w:lang w:val="en_US" w:bidi="en_US"/>
+        </w:rPr>
+        <w:t>2:49</w:t>
+      </w:r>
       <w:r>
         <w:rPr>
           <w:lang w:val="en_US" w:bidi="en_US"/>
@@ -8141,18 +7307,12 @@
         </w:rPr>
         <w:t xml:space="preserve"> v:</w:t>
       </w:r>
-      <w:hyperlink r:id="rId111">
-        <w:r>
-          <w:rPr>
-            <w:lang w:val="en_US" w:bidi="en_US"/>
-          </w:rPr>
-          <w:rPr>
-            <w:color w:val="0000EE"/>
-            <w:u w:val="single"/>
-          </w:rPr>
-          <w:t>13</w:t>
-        </w:r>
-      </w:hyperlink>
+      <w:r>
+        <w:rPr>
+          <w:lang w:val="en_US" w:bidi="en_US"/>
+        </w:rPr>
+        <w:t>13</w:t>
+      </w:r>
       <w:r>
         <w:rPr>
           <w:lang w:val="en_US" w:bidi="en_US"/>
@@ -8183,18 +7343,12 @@
         </w:rPr>
         <w:t xml:space="preserve"> v:</w:t>
       </w:r>
-      <w:hyperlink r:id="rId112">
-        <w:r>
-          <w:rPr>
-            <w:lang w:val="en_US" w:bidi="en_US"/>
-          </w:rPr>
-          <w:rPr>
-            <w:color w:val="0000EE"/>
-            <w:u w:val="single"/>
-          </w:rPr>
-          <w:t>23</w:t>
-        </w:r>
-      </w:hyperlink>
+      <w:r>
+        <w:rPr>
+          <w:lang w:val="en_US" w:bidi="en_US"/>
+        </w:rPr>
+        <w:t>23</w:t>
+      </w:r>
       <w:r>
         <w:rPr>
           <w:lang w:val="en_US" w:bidi="en_US"/>
@@ -8226,36 +7380,24 @@
         </w:rPr>
         <w:t xml:space="preserve"> </w:t>
       </w:r>
-      <w:hyperlink r:id="rId113">
-        <w:r>
-          <w:rPr>
-            <w:lang w:val="en_US" w:bidi="en_US"/>
-          </w:rPr>
-          <w:rPr>
-            <w:color w:val="0000EE"/>
-            <w:u w:val="single"/>
-          </w:rPr>
-          <w:t>6:8</w:t>
-        </w:r>
-      </w:hyperlink>
+      <w:r>
+        <w:rPr>
+          <w:lang w:val="en_US" w:bidi="en_US"/>
+        </w:rPr>
+        <w:t>6:8</w:t>
+      </w:r>
       <w:r>
         <w:rPr>
           <w:lang w:val="en_US" w:bidi="en_US"/>
         </w:rPr>
         <w:t xml:space="preserve">, </w:t>
       </w:r>
-      <w:hyperlink r:id="rId114">
-        <w:r>
-          <w:rPr>
-            <w:lang w:val="en_US" w:bidi="en_US"/>
-          </w:rPr>
-          <w:rPr>
-            <w:color w:val="0000EE"/>
-            <w:u w:val="single"/>
-          </w:rPr>
-          <w:t>6:13</w:t>
-        </w:r>
-      </w:hyperlink>
+      <w:r>
+        <w:rPr>
+          <w:lang w:val="en_US" w:bidi="en_US"/>
+        </w:rPr>
+        <w:t>6:13</w:t>
+      </w:r>
       <w:r>
         <w:rPr>
           <w:lang w:val="en_US" w:bidi="en_US"/>
@@ -8274,18 +7416,12 @@
         </w:rPr>
         <w:t xml:space="preserve"> </w:t>
       </w:r>
-      <w:hyperlink r:id="rId115">
-        <w:r>
-          <w:rPr>
-            <w:lang w:val="en_US" w:bidi="en_US"/>
-          </w:rPr>
-          <w:rPr>
-            <w:color w:val="0000EE"/>
-            <w:u w:val="single"/>
-          </w:rPr>
-          <w:t>7:16</w:t>
-        </w:r>
-      </w:hyperlink>
+      <w:r>
+        <w:rPr>
+          <w:lang w:val="en_US" w:bidi="en_US"/>
+        </w:rPr>
+        <w:t>7:16</w:t>
+      </w:r>
       <w:r>
         <w:rPr>
           <w:lang w:val="en_US" w:bidi="en_US"/>
@@ -8317,18 +7453,12 @@
         </w:rPr>
         <w:t xml:space="preserve"> </w:t>
       </w:r>
-      <w:hyperlink r:id="rId116">
-        <w:r>
-          <w:rPr>
-            <w:lang w:val="en_US" w:bidi="en_US"/>
-          </w:rPr>
-          <w:rPr>
-            <w:color w:val="0000EE"/>
-            <w:u w:val="single"/>
-          </w:rPr>
-          <w:t>2:18</w:t>
-        </w:r>
-      </w:hyperlink>
+      <w:r>
+        <w:rPr>
+          <w:lang w:val="en_US" w:bidi="en_US"/>
+        </w:rPr>
+        <w:t>2:18</w:t>
+      </w:r>
       <w:r>
         <w:rPr>
           <w:lang w:val="en_US" w:bidi="en_US"/>
@@ -8360,36 +7490,24 @@
         </w:rPr>
         <w:t xml:space="preserve"> </w:t>
       </w:r>
-      <w:hyperlink r:id="rId117">
-        <w:r>
-          <w:rPr>
-            <w:lang w:val="en_US" w:bidi="en_US"/>
-          </w:rPr>
-          <w:rPr>
-            <w:color w:val="0000EE"/>
-            <w:u w:val="single"/>
-          </w:rPr>
-          <w:t>6:12</w:t>
-        </w:r>
-      </w:hyperlink>
+      <w:r>
+        <w:rPr>
+          <w:lang w:val="en_US" w:bidi="en_US"/>
+        </w:rPr>
+        <w:t>6:12</w:t>
+      </w:r>
       <w:r>
         <w:rPr>
           <w:lang w:val="en_US" w:bidi="en_US"/>
         </w:rPr>
         <w:t xml:space="preserve">, </w:t>
       </w:r>
-      <w:hyperlink r:id="rId118">
-        <w:r>
-          <w:rPr>
-            <w:lang w:val="en_US" w:bidi="en_US"/>
-          </w:rPr>
-          <w:rPr>
-            <w:color w:val="0000EE"/>
-            <w:u w:val="single"/>
-          </w:rPr>
-          <w:t>6:14</w:t>
-        </w:r>
-      </w:hyperlink>
+      <w:r>
+        <w:rPr>
+          <w:lang w:val="en_US" w:bidi="en_US"/>
+        </w:rPr>
+        <w:t>6:14</w:t>
+      </w:r>
       <w:r>
         <w:rPr>
           <w:lang w:val="en_US" w:bidi="en_US"/>
@@ -8420,18 +7538,12 @@
         </w:rPr>
         <w:t xml:space="preserve"> v:</w:t>
       </w:r>
-      <w:hyperlink r:id="rId119">
-        <w:r>
-          <w:rPr>
-            <w:lang w:val="en_US" w:bidi="en_US"/>
-          </w:rPr>
-          <w:rPr>
-            <w:color w:val="0000EE"/>
-            <w:u w:val="single"/>
-          </w:rPr>
-          <w:t>5</w:t>
-        </w:r>
-      </w:hyperlink>
+      <w:r>
+        <w:rPr>
+          <w:lang w:val="en_US" w:bidi="en_US"/>
+        </w:rPr>
+        <w:t>5</w:t>
+      </w:r>
       <w:r>
         <w:rPr>
           <w:lang w:val="en_US" w:bidi="en_US"/>
@@ -8500,18 +7612,12 @@
         </w:rPr>
         <w:t xml:space="preserve"> </w:t>
       </w:r>
-      <w:hyperlink r:id="rId109">
-        <w:r>
-          <w:rPr>
-            <w:lang w:val="en_US" w:bidi="en_US"/>
-          </w:rPr>
-          <w:rPr>
-            <w:color w:val="0000EE"/>
-            <w:u w:val="single"/>
-          </w:rPr>
-          <w:t>2:16</w:t>
-        </w:r>
-      </w:hyperlink>
+      <w:r>
+        <w:rPr>
+          <w:lang w:val="en_US" w:bidi="en_US"/>
+        </w:rPr>
+        <w:t>2:16</w:t>
+      </w:r>
       <w:r>
         <w:rPr>
           <w:lang w:val="en_US" w:bidi="en_US"/>
@@ -8554,36 +7660,24 @@
         </w:rPr>
         <w:t>), v:</w:t>
       </w:r>
-      <w:hyperlink r:id="rId110">
-        <w:r>
-          <w:rPr>
-            <w:lang w:val="en_US" w:bidi="en_US"/>
-          </w:rPr>
-          <w:rPr>
-            <w:color w:val="0000EE"/>
-            <w:u w:val="single"/>
-          </w:rPr>
-          <w:t>49</w:t>
-        </w:r>
-      </w:hyperlink>
+      <w:r>
+        <w:rPr>
+          <w:lang w:val="en_US" w:bidi="en_US"/>
+        </w:rPr>
+        <w:t>49</w:t>
+      </w:r>
       <w:r>
         <w:rPr>
           <w:lang w:val="en_US" w:bidi="en_US"/>
         </w:rPr>
         <w:t xml:space="preserve">, </w:t>
       </w:r>
-      <w:hyperlink r:id="rId115">
-        <w:r>
-          <w:rPr>
-            <w:lang w:val="en_US" w:bidi="en_US"/>
-          </w:rPr>
-          <w:rPr>
-            <w:color w:val="0000EE"/>
-            <w:u w:val="single"/>
-          </w:rPr>
-          <w:t>7:16</w:t>
-        </w:r>
-      </w:hyperlink>
+      <w:r>
+        <w:rPr>
+          <w:lang w:val="en_US" w:bidi="en_US"/>
+        </w:rPr>
+        <w:t>7:16</w:t>
+      </w:r>
       <w:r>
         <w:rPr>
           <w:lang w:val="en_US" w:bidi="en_US"/>
@@ -8603,18 +7697,12 @@
         </w:rPr>
         <w:t xml:space="preserve"> of God </w:t>
       </w:r>
-      <w:hyperlink r:id="rId112">
-        <w:r>
-          <w:rPr>
-            <w:lang w:val="en_US" w:bidi="en_US"/>
-          </w:rPr>
-          <w:rPr>
-            <w:color w:val="0000EE"/>
-            <w:u w:val="single"/>
-          </w:rPr>
-          <w:t>2:23</w:t>
-        </w:r>
-      </w:hyperlink>
+      <w:r>
+        <w:rPr>
+          <w:lang w:val="en_US" w:bidi="en_US"/>
+        </w:rPr>
+        <w:t>2:23</w:t>
+      </w:r>
       <w:r>
         <w:rPr>
           <w:lang w:val="en_US" w:bidi="en_US"/>
@@ -8634,36 +7722,24 @@
         </w:rPr>
         <w:t xml:space="preserve">), of God or man </w:t>
       </w:r>
-      <w:hyperlink r:id="rId113">
-        <w:r>
-          <w:rPr>
-            <w:lang w:val="en_US" w:bidi="en_US"/>
-          </w:rPr>
-          <w:rPr>
-            <w:color w:val="0000EE"/>
-            <w:u w:val="single"/>
-          </w:rPr>
-          <w:t>6:8</w:t>
-        </w:r>
-      </w:hyperlink>
+      <w:r>
+        <w:rPr>
+          <w:lang w:val="en_US" w:bidi="en_US"/>
+        </w:rPr>
+        <w:t>6:8</w:t>
+      </w:r>
       <w:r>
         <w:rPr>
           <w:lang w:val="en_US" w:bidi="en_US"/>
         </w:rPr>
         <w:t xml:space="preserve"> (+ acc. cogn.), v:</w:t>
       </w:r>
-      <w:hyperlink r:id="rId114">
-        <w:r>
-          <w:rPr>
-            <w:lang w:val="en_US" w:bidi="en_US"/>
-          </w:rPr>
-          <w:rPr>
-            <w:color w:val="0000EE"/>
-            <w:u w:val="single"/>
-          </w:rPr>
-          <w:t>13</w:t>
-        </w:r>
-      </w:hyperlink>
+      <w:r>
+        <w:rPr>
+          <w:lang w:val="en_US" w:bidi="en_US"/>
+        </w:rPr>
+        <w:t>13</w:t>
+      </w:r>
       <w:r>
         <w:rPr>
           <w:lang w:val="en_US" w:bidi="en_US"/>
@@ -8694,18 +7770,12 @@
         </w:rPr>
         <w:t xml:space="preserve"> of God </w:t>
       </w:r>
-      <w:hyperlink r:id="rId116">
-        <w:r>
-          <w:rPr>
-            <w:lang w:val="en_US" w:bidi="en_US"/>
-          </w:rPr>
-          <w:rPr>
-            <w:color w:val="0000EE"/>
-            <w:u w:val="single"/>
-          </w:rPr>
-          <w:t>2:18</w:t>
-        </w:r>
-      </w:hyperlink>
+      <w:r>
+        <w:rPr>
+          <w:lang w:val="en_US" w:bidi="en_US"/>
+        </w:rPr>
+        <w:t>2:18</w:t>
+      </w:r>
       <w:r>
         <w:rPr>
           <w:lang w:val="en_US" w:bidi="en_US"/>
@@ -8749,18 +7819,12 @@
         </w:rPr>
         <w:t xml:space="preserve">: </w:t>
       </w:r>
-      <w:hyperlink r:id="rId117">
-        <w:r>
-          <w:rPr>
-            <w:lang w:val="en_US" w:bidi="en_US"/>
-          </w:rPr>
-          <w:rPr>
-            <w:color w:val="0000EE"/>
-            <w:u w:val="single"/>
-          </w:rPr>
-          <w:t>6:12</w:t>
-        </w:r>
-      </w:hyperlink>
+      <w:r>
+        <w:rPr>
+          <w:lang w:val="en_US" w:bidi="en_US"/>
+        </w:rPr>
+        <w:t>6:12</w:t>
+      </w:r>
       <w:r>
         <w:rPr>
           <w:lang w:val="en_US" w:bidi="en_US"/>
@@ -8779,18 +7843,12 @@
         </w:rPr>
         <w:t>: v:</w:t>
       </w:r>
-      <w:hyperlink r:id="rId118">
-        <w:r>
-          <w:rPr>
-            <w:lang w:val="en_US" w:bidi="en_US"/>
-          </w:rPr>
-          <w:rPr>
-            <w:color w:val="0000EE"/>
-            <w:u w:val="single"/>
-          </w:rPr>
-          <w:t>14</w:t>
-        </w:r>
-      </w:hyperlink>
+      <w:r>
+        <w:rPr>
+          <w:lang w:val="en_US" w:bidi="en_US"/>
+        </w:rPr>
+        <w:t>14</w:t>
+      </w:r>
       <w:r>
         <w:rPr>
           <w:lang w:val="en_US" w:bidi="en_US"/>
@@ -8835,36 +7893,24 @@
         </w:rPr>
         <w:t xml:space="preserve"> </w:t>
       </w:r>
-      <w:hyperlink r:id="rId111">
-        <w:r>
-          <w:rPr>
-            <w:lang w:val="en_US" w:bidi="en_US"/>
-          </w:rPr>
-          <w:rPr>
-            <w:color w:val="0000EE"/>
-            <w:u w:val="single"/>
-          </w:rPr>
-          <w:t>2:13</w:t>
-        </w:r>
-      </w:hyperlink>
+      <w:r>
+        <w:rPr>
+          <w:lang w:val="en_US" w:bidi="en_US"/>
+        </w:rPr>
+        <w:t>2:13</w:t>
+      </w:r>
       <w:r>
         <w:rPr>
           <w:lang w:val="en_US" w:bidi="en_US"/>
         </w:rPr>
         <w:t xml:space="preserve">, acc. rei </w:t>
       </w:r>
-      <w:hyperlink r:id="rId119">
-        <w:r>
-          <w:rPr>
-            <w:lang w:val="en_US" w:bidi="en_US"/>
-          </w:rPr>
-          <w:rPr>
-            <w:color w:val="0000EE"/>
-            <w:u w:val="single"/>
-          </w:rPr>
-          <w:t>6:5</w:t>
-        </w:r>
-      </w:hyperlink>
+      <w:r>
+        <w:rPr>
+          <w:lang w:val="en_US" w:bidi="en_US"/>
+        </w:rPr>
+        <w:t>6:5</w:t>
+      </w:r>
       <w:r>
         <w:rPr>
           <w:lang w:val="en_US" w:bidi="en_US"/>
@@ -8983,18 +8029,12 @@
         </w:rPr>
         <w:t xml:space="preserve">) </w:t>
       </w:r>
-      <w:hyperlink r:id="rId120">
-        <w:r>
-          <w:rPr>
-            <w:lang w:val="en_US" w:bidi="en_US"/>
-          </w:rPr>
-          <w:rPr>
-            <w:color w:val="0000EE"/>
-            <w:u w:val="single"/>
-          </w:rPr>
-          <w:t>4:33</w:t>
-        </w:r>
-      </w:hyperlink>
+      <w:r>
+        <w:rPr>
+          <w:lang w:val="en_US" w:bidi="en_US"/>
+        </w:rPr>
+        <w:t>4:33</w:t>
+      </w:r>
       <w:r>
         <w:rPr>
           <w:lang w:val="en_US" w:bidi="en_US"/>
@@ -9126,18 +8166,12 @@
         </w:rPr>
         <w:t xml:space="preserve">: </w:t>
       </w:r>
-      <w:hyperlink r:id="rId113">
-        <w:r>
-          <w:rPr>
-            <w:lang w:val="en_US" w:bidi="en_US"/>
-          </w:rPr>
-          <w:rPr>
-            <w:color w:val="0000EE"/>
-            <w:u w:val="single"/>
-          </w:rPr>
-          <w:t>Dn 6:8</w:t>
-        </w:r>
-      </w:hyperlink>
+      <w:r>
+        <w:rPr>
+          <w:lang w:val="en_US" w:bidi="en_US"/>
+        </w:rPr>
+        <w:t>Dn 6:8</w:t>
+      </w:r>
       <w:r>
         <w:rPr>
           <w:lang w:val="en_US" w:bidi="en_US"/>
@@ -9156,18 +8190,12 @@
         </w:rPr>
         <w:t xml:space="preserve"> v:</w:t>
       </w:r>
-      <w:hyperlink r:id="rId118">
-        <w:r>
-          <w:rPr>
-            <w:lang w:val="en_US" w:bidi="en_US"/>
-          </w:rPr>
-          <w:rPr>
-            <w:color w:val="0000EE"/>
-            <w:u w:val="single"/>
-          </w:rPr>
-          <w:t>14</w:t>
-        </w:r>
-      </w:hyperlink>
+      <w:r>
+        <w:rPr>
+          <w:lang w:val="en_US" w:bidi="en_US"/>
+        </w:rPr>
+        <w:t>14</w:t>
+      </w:r>
       <w:r>
         <w:rPr>
           <w:lang w:val="en_US" w:bidi="en_US"/>
@@ -9392,54 +8420,36 @@
         </w:rPr>
         <w:t xml:space="preserve">: </w:t>
       </w:r>
-      <w:hyperlink r:id="rId121">
-        <w:r>
-          <w:rPr>
-            <w:lang w:val="en_US" w:bidi="en_US"/>
-          </w:rPr>
-          <w:rPr>
-            <w:color w:val="0000EE"/>
-            <w:u w:val="single"/>
-          </w:rPr>
-          <w:t>Ezr 4:8</w:t>
-        </w:r>
-      </w:hyperlink>
+      <w:r>
+        <w:rPr>
+          <w:lang w:val="en_US" w:bidi="en_US"/>
+        </w:rPr>
+        <w:t>Ezr 4:8</w:t>
+      </w:r>
       <w:r>
         <w:rPr>
           <w:lang w:val="en_US" w:bidi="en_US"/>
         </w:rPr>
         <w:t xml:space="preserve">, </w:t>
       </w:r>
-      <w:hyperlink r:id="rId47">
-        <w:r>
-          <w:rPr>
-            <w:lang w:val="en_US" w:bidi="en_US"/>
-          </w:rPr>
-          <w:rPr>
-            <w:color w:val="0000EE"/>
-            <w:u w:val="single"/>
-          </w:rPr>
-          <w:t>4:9</w:t>
-        </w:r>
-      </w:hyperlink>
+      <w:r>
+        <w:rPr>
+          <w:lang w:val="en_US" w:bidi="en_US"/>
+        </w:rPr>
+        <w:t>4:9</w:t>
+      </w:r>
       <w:r>
         <w:rPr>
           <w:lang w:val="en_US" w:bidi="en_US"/>
         </w:rPr>
         <w:t xml:space="preserve">, </w:t>
       </w:r>
-      <w:hyperlink r:id="rId122">
-        <w:r>
-          <w:rPr>
-            <w:lang w:val="en_US" w:bidi="en_US"/>
-          </w:rPr>
-          <w:rPr>
-            <w:color w:val="0000EE"/>
-            <w:u w:val="single"/>
-          </w:rPr>
-          <w:t>4:17</w:t>
-        </w:r>
-      </w:hyperlink>
+      <w:r>
+        <w:rPr>
+          <w:lang w:val="en_US" w:bidi="en_US"/>
+        </w:rPr>
+        <w:t>4:17</w:t>
+      </w:r>
       <w:r>
         <w:rPr>
           <w:lang w:val="en_US" w:bidi="en_US"/>
@@ -9608,18 +8618,12 @@
         </w:rPr>
         <w:t xml:space="preserve"> </w:t>
       </w:r>
-      <w:hyperlink r:id="rId19">
-        <w:r>
-          <w:rPr>
-            <w:lang w:val="en_US" w:bidi="en_US"/>
-          </w:rPr>
-          <w:rPr>
-            <w:color w:val="0000EE"/>
-            <w:u w:val="single"/>
-          </w:rPr>
-          <w:t>Dn 3:1</w:t>
-        </w:r>
-      </w:hyperlink>
+      <w:r>
+        <w:rPr>
+          <w:lang w:val="en_US" w:bidi="en_US"/>
+        </w:rPr>
+        <w:t>Dn 3:1</w:t>
+      </w:r>
       <w:r>
         <w:rPr>
           <w:lang w:val="en_US" w:bidi="en_US"/>
@@ -9749,36 +8753,24 @@
         </w:rPr>
         <w:t xml:space="preserve"> </w:t>
       </w:r>
-      <w:hyperlink r:id="rId123">
-        <w:r>
-          <w:rPr>
-            <w:lang w:val="en_US" w:bidi="en_US"/>
-          </w:rPr>
-          <w:rPr>
-            <w:color w:val="0000EE"/>
-            <w:u w:val="single"/>
-          </w:rPr>
-          <w:t>4:19</w:t>
-        </w:r>
-      </w:hyperlink>
+      <w:r>
+        <w:rPr>
+          <w:lang w:val="en_US" w:bidi="en_US"/>
+        </w:rPr>
+        <w:t>4:19</w:t>
+      </w:r>
       <w:r>
         <w:rPr>
           <w:lang w:val="en_US" w:bidi="en_US"/>
         </w:rPr>
         <w:t xml:space="preserve">, </w:t>
       </w:r>
-      <w:hyperlink r:id="rId83">
-        <w:r>
-          <w:rPr>
-            <w:lang w:val="en_US" w:bidi="en_US"/>
-          </w:rPr>
-          <w:rPr>
-            <w:color w:val="0000EE"/>
-            <w:u w:val="single"/>
-          </w:rPr>
-          <w:t>6:1</w:t>
-        </w:r>
-      </w:hyperlink>
+      <w:r>
+        <w:rPr>
+          <w:lang w:val="en_US" w:bidi="en_US"/>
+        </w:rPr>
+        <w:t>6:1</w:t>
+      </w:r>
       <w:r>
         <w:rPr>
           <w:lang w:val="en_US" w:bidi="en_US"/>
@@ -9810,18 +8802,12 @@
         </w:rPr>
         <w:t xml:space="preserve"> </w:t>
       </w:r>
-      <w:hyperlink r:id="rId124">
-        <w:r>
-          <w:rPr>
-            <w:lang w:val="en_US" w:bidi="en_US"/>
-          </w:rPr>
-          <w:rPr>
-            <w:color w:val="0000EE"/>
-            <w:u w:val="single"/>
-          </w:rPr>
-          <w:t>4:15</w:t>
-        </w:r>
-      </w:hyperlink>
+      <w:r>
+        <w:rPr>
+          <w:lang w:val="en_US" w:bidi="en_US"/>
+        </w:rPr>
+        <w:t>4:15</w:t>
+      </w:r>
       <w:r>
         <w:rPr>
           <w:lang w:val="en_US" w:bidi="en_US"/>
@@ -9853,18 +8839,12 @@
         </w:rPr>
         <w:t xml:space="preserve"> </w:t>
       </w:r>
-      <w:hyperlink r:id="rId125">
-        <w:r>
-          <w:rPr>
-            <w:lang w:val="en_US" w:bidi="en_US"/>
-          </w:rPr>
-          <w:rPr>
-            <w:color w:val="0000EE"/>
-            <w:u w:val="single"/>
-          </w:rPr>
-          <w:t>7:14</w:t>
-        </w:r>
-      </w:hyperlink>
+      <w:r>
+        <w:rPr>
+          <w:lang w:val="en_US" w:bidi="en_US"/>
+        </w:rPr>
+        <w:t>7:14</w:t>
+      </w:r>
       <w:r>
         <w:rPr>
           <w:lang w:val="en_US" w:bidi="en_US"/>
@@ -9934,18 +8914,12 @@
         </w:rPr>
         <w:t xml:space="preserve"> </w:t>
       </w:r>
-      <w:hyperlink r:id="rId125">
-        <w:r>
-          <w:rPr>
-            <w:lang w:val="en_US" w:bidi="en_US"/>
-          </w:rPr>
-          <w:rPr>
-            <w:color w:val="0000EE"/>
-            <w:u w:val="single"/>
-          </w:rPr>
-          <w:t>7:14</w:t>
-        </w:r>
-      </w:hyperlink>
+      <w:r>
+        <w:rPr>
+          <w:lang w:val="en_US" w:bidi="en_US"/>
+        </w:rPr>
+        <w:t>7:14</w:t>
+      </w:r>
       <w:r>
         <w:rPr>
           <w:lang w:val="en_US" w:bidi="en_US"/>
@@ -9976,18 +8950,12 @@
         </w:rPr>
         <w:t xml:space="preserve">, </w:t>
       </w:r>
-      <w:hyperlink r:id="rId123">
-        <w:r>
-          <w:rPr>
-            <w:lang w:val="en_US" w:bidi="en_US"/>
-          </w:rPr>
-          <w:rPr>
-            <w:color w:val="0000EE"/>
-            <w:u w:val="single"/>
-          </w:rPr>
-          <w:t>4:19</w:t>
-        </w:r>
-      </w:hyperlink>
+      <w:r>
+        <w:rPr>
+          <w:lang w:val="en_US" w:bidi="en_US"/>
+        </w:rPr>
+        <w:t>4:19</w:t>
+      </w:r>
       <w:r>
         <w:rPr>
           <w:lang w:val="en_US" w:bidi="en_US"/>
@@ -10007,36 +8975,24 @@
         </w:rPr>
         <w:t xml:space="preserve">, so </w:t>
       </w:r>
-      <w:hyperlink r:id="rId83">
-        <w:r>
-          <w:rPr>
-            <w:lang w:val="en_US" w:bidi="en_US"/>
-          </w:rPr>
-          <w:rPr>
-            <w:color w:val="0000EE"/>
-            <w:u w:val="single"/>
-          </w:rPr>
-          <w:t>6:1</w:t>
-        </w:r>
-      </w:hyperlink>
+      <w:r>
+        <w:rPr>
+          <w:lang w:val="en_US" w:bidi="en_US"/>
+        </w:rPr>
+        <w:t>6:1</w:t>
+      </w:r>
       <w:r>
         <w:rPr>
           <w:lang w:val="en_US" w:bidi="en_US"/>
         </w:rPr>
         <w:t xml:space="preserve">, </w:t>
       </w:r>
-      <w:hyperlink r:id="rId124">
-        <w:r>
-          <w:rPr>
-            <w:lang w:val="en_US" w:bidi="en_US"/>
-          </w:rPr>
-          <w:rPr>
-            <w:color w:val="0000EE"/>
-            <w:u w:val="single"/>
-          </w:rPr>
-          <w:t>4:15</w:t>
-        </w:r>
-      </w:hyperlink>
+      <w:r>
+        <w:rPr>
+          <w:lang w:val="en_US" w:bidi="en_US"/>
+        </w:rPr>
+        <w:t>4:15</w:t>
+      </w:r>
       <w:r>
         <w:rPr>
           <w:lang w:val="en_US" w:bidi="en_US"/>
@@ -10081,18 +9037,12 @@
         </w:rPr>
         <w:t xml:space="preserve"> </w:t>
       </w:r>
-      <w:hyperlink r:id="rId81">
-        <w:r>
-          <w:rPr>
-            <w:lang w:val="en_US" w:bidi="en_US"/>
-          </w:rPr>
-          <w:rPr>
-            <w:color w:val="0000EE"/>
-            <w:u w:val="single"/>
-          </w:rPr>
-          <w:t>5:17</w:t>
-        </w:r>
-      </w:hyperlink>
+      <w:r>
+        <w:rPr>
+          <w:lang w:val="en_US" w:bidi="en_US"/>
+        </w:rPr>
+        <w:t>5:17</w:t>
+      </w:r>
       <w:r>
         <w:rPr>
           <w:lang w:val="en_US" w:bidi="en_US"/>
@@ -10524,18 +9474,12 @@
         </w:rPr>
         <w:t xml:space="preserve">: </w:t>
       </w:r>
-      <w:hyperlink r:id="rId17">
-        <w:r>
-          <w:rPr>
-            <w:lang w:val="en_US" w:bidi="en_US"/>
-          </w:rPr>
-          <w:rPr>
-            <w:color w:val="0000EE"/>
-            <w:u w:val="single"/>
-          </w:rPr>
-          <w:t>Dn 3:25</w:t>
-        </w:r>
-      </w:hyperlink>
+      <w:r>
+        <w:rPr>
+          <w:lang w:val="en_US" w:bidi="en_US"/>
+        </w:rPr>
+        <w:t>Dn 3:25</w:t>
+      </w:r>
       <w:r>
         <w:rPr>
           <w:lang w:val="en_US" w:bidi="en_US"/>
@@ -10554,18 +9498,12 @@
         </w:rPr>
         <w:t xml:space="preserve"> </w:t>
       </w:r>
-      <w:hyperlink r:id="rId94">
-        <w:r>
-          <w:rPr>
-            <w:lang w:val="en_US" w:bidi="en_US"/>
-          </w:rPr>
-          <w:rPr>
-            <w:color w:val="0000EE"/>
-            <w:u w:val="single"/>
-          </w:rPr>
-          <w:t>5:22</w:t>
-        </w:r>
-      </w:hyperlink>
+      <w:r>
+        <w:rPr>
+          <w:lang w:val="en_US" w:bidi="en_US"/>
+        </w:rPr>
+        <w:t>5:22</w:t>
+      </w:r>
       <w:r>
         <w:rPr>
           <w:lang w:val="en_US" w:bidi="en_US"/>
@@ -10596,18 +9534,12 @@
         </w:rPr>
         <w:t xml:space="preserve"> </w:t>
       </w:r>
-      <w:hyperlink r:id="rId37">
-        <w:r>
-          <w:rPr>
-            <w:lang w:val="en_US" w:bidi="en_US"/>
-          </w:rPr>
-          <w:rPr>
-            <w:color w:val="0000EE"/>
-            <w:u w:val="single"/>
-          </w:rPr>
-          <w:t>Ezr 6:9</w:t>
-        </w:r>
-      </w:hyperlink>
+      <w:r>
+        <w:rPr>
+          <w:lang w:val="en_US" w:bidi="en_US"/>
+        </w:rPr>
+        <w:t>Ezr 6:9</w:t>
+      </w:r>
       <w:r>
         <w:rPr>
           <w:lang w:val="en_US" w:bidi="en_US"/>
@@ -10626,36 +9558,24 @@
         </w:rPr>
         <w:t xml:space="preserve"> </w:t>
       </w:r>
-      <w:hyperlink r:id="rId126">
-        <w:r>
-          <w:rPr>
-            <w:lang w:val="en_US" w:bidi="en_US"/>
-          </w:rPr>
-          <w:rPr>
-            <w:color w:val="0000EE"/>
-            <w:u w:val="single"/>
-          </w:rPr>
-          <w:t>6:10</w:t>
-        </w:r>
-      </w:hyperlink>
+      <w:r>
+        <w:rPr>
+          <w:lang w:val="en_US" w:bidi="en_US"/>
+        </w:rPr>
+        <w:t>6:10</w:t>
+      </w:r>
       <w:r>
         <w:rPr>
           <w:lang w:val="en_US" w:bidi="en_US"/>
         </w:rPr>
         <w:t xml:space="preserve">, </w:t>
       </w:r>
-      <w:hyperlink r:id="rId127">
-        <w:r>
-          <w:rPr>
-            <w:lang w:val="en_US" w:bidi="en_US"/>
-          </w:rPr>
-          <w:rPr>
-            <w:color w:val="0000EE"/>
-            <w:u w:val="single"/>
-          </w:rPr>
-          <w:t>7:23</w:t>
-        </w:r>
-      </w:hyperlink>
+      <w:r>
+        <w:rPr>
+          <w:lang w:val="en_US" w:bidi="en_US"/>
+        </w:rPr>
+        <w:t>7:23</w:t>
+      </w:r>
       <w:r>
         <w:rPr>
           <w:lang w:val="en_US" w:bidi="en_US"/>
@@ -10674,18 +9594,12 @@
         </w:rPr>
         <w:t xml:space="preserve"> </w:t>
       </w:r>
-      <w:hyperlink r:id="rId128">
-        <w:r>
-          <w:rPr>
-            <w:lang w:val="en_US" w:bidi="en_US"/>
-          </w:rPr>
-          <w:rPr>
-            <w:color w:val="0000EE"/>
-            <w:u w:val="single"/>
-          </w:rPr>
-          <w:t>Dn 6:25</w:t>
-        </w:r>
-      </w:hyperlink>
+      <w:r>
+        <w:rPr>
+          <w:lang w:val="en_US" w:bidi="en_US"/>
+        </w:rPr>
+        <w:t>Dn 6:25</w:t>
+      </w:r>
       <w:r>
         <w:rPr>
           <w:lang w:val="en_US" w:bidi="en_US"/>
@@ -10718,144 +9632,96 @@
         </w:rPr>
         <w:t xml:space="preserve"> </w:t>
       </w:r>
-      <w:hyperlink r:id="rId129">
-        <w:r>
-          <w:rPr>
-            <w:lang w:val="en_US" w:bidi="en_US"/>
-          </w:rPr>
-          <w:rPr>
-            <w:color w:val="0000EE"/>
-            <w:u w:val="single"/>
-          </w:rPr>
-          <w:t>Ezr 5:1</w:t>
-        </w:r>
-      </w:hyperlink>
+      <w:r>
+        <w:rPr>
+          <w:lang w:val="en_US" w:bidi="en_US"/>
+        </w:rPr>
+        <w:t>Ezr 5:1</w:t>
+      </w:r>
       <w:r>
         <w:rPr>
           <w:lang w:val="en_US" w:bidi="en_US"/>
         </w:rPr>
         <w:t xml:space="preserve">, </w:t>
       </w:r>
-      <w:hyperlink r:id="rId72">
-        <w:r>
-          <w:rPr>
-            <w:lang w:val="en_US" w:bidi="en_US"/>
-          </w:rPr>
-          <w:rPr>
-            <w:color w:val="0000EE"/>
-            <w:u w:val="single"/>
-          </w:rPr>
-          <w:t>5:2</w:t>
-        </w:r>
-      </w:hyperlink>
+      <w:r>
+        <w:rPr>
+          <w:lang w:val="en_US" w:bidi="en_US"/>
+        </w:rPr>
+        <w:t>5:2</w:t>
+      </w:r>
       <w:r>
         <w:rPr>
           <w:lang w:val="en_US" w:bidi="en_US"/>
         </w:rPr>
         <w:t xml:space="preserve">, </w:t>
       </w:r>
-      <w:hyperlink r:id="rId72">
-        <w:r>
-          <w:rPr>
-            <w:lang w:val="en_US" w:bidi="en_US"/>
-          </w:rPr>
-          <w:rPr>
-            <w:color w:val="0000EE"/>
-            <w:u w:val="single"/>
-          </w:rPr>
-          <w:t>5:2</w:t>
-        </w:r>
-      </w:hyperlink>
+      <w:r>
+        <w:rPr>
+          <w:lang w:val="en_US" w:bidi="en_US"/>
+        </w:rPr>
+        <w:t>5:2</w:t>
+      </w:r>
       <w:r>
         <w:rPr>
           <w:lang w:val="en_US" w:bidi="en_US"/>
         </w:rPr>
         <w:t xml:space="preserve">, </w:t>
       </w:r>
-      <w:hyperlink r:id="rId38">
-        <w:r>
-          <w:rPr>
-            <w:lang w:val="en_US" w:bidi="en_US"/>
-          </w:rPr>
-          <w:rPr>
-            <w:color w:val="0000EE"/>
-            <w:u w:val="single"/>
-          </w:rPr>
-          <w:t>6:14</w:t>
-        </w:r>
-      </w:hyperlink>
+      <w:r>
+        <w:rPr>
+          <w:lang w:val="en_US" w:bidi="en_US"/>
+        </w:rPr>
+        <w:t>6:14</w:t>
+      </w:r>
       <w:r>
         <w:rPr>
           <w:lang w:val="en_US" w:bidi="en_US"/>
         </w:rPr>
         <w:t xml:space="preserve">, </w:t>
       </w:r>
-      <w:hyperlink r:id="rId94">
-        <w:r>
-          <w:rPr>
-            <w:lang w:val="en_US" w:bidi="en_US"/>
-          </w:rPr>
-          <w:rPr>
-            <w:color w:val="0000EE"/>
-            <w:u w:val="single"/>
-          </w:rPr>
-          <w:t>Dn 5:22</w:t>
-        </w:r>
-      </w:hyperlink>
+      <w:r>
+        <w:rPr>
+          <w:lang w:val="en_US" w:bidi="en_US"/>
+        </w:rPr>
+        <w:t>Dn 5:22</w:t>
+      </w:r>
       <w:r>
         <w:rPr>
           <w:lang w:val="en_US" w:bidi="en_US"/>
         </w:rPr>
         <w:t xml:space="preserve">, </w:t>
       </w:r>
-      <w:hyperlink r:id="rId128">
-        <w:r>
-          <w:rPr>
-            <w:lang w:val="en_US" w:bidi="en_US"/>
-          </w:rPr>
-          <w:rPr>
-            <w:color w:val="0000EE"/>
-            <w:u w:val="single"/>
-          </w:rPr>
-          <w:t>6:25</w:t>
-        </w:r>
-      </w:hyperlink>
+      <w:r>
+        <w:rPr>
+          <w:lang w:val="en_US" w:bidi="en_US"/>
+        </w:rPr>
+        <w:t>6:25</w:t>
+      </w:r>
       <w:r>
         <w:rPr>
           <w:lang w:val="en_US" w:bidi="en_US"/>
         </w:rPr>
         <w:t xml:space="preserve">, </w:t>
       </w:r>
-      <w:hyperlink r:id="rId126">
-        <w:r>
-          <w:rPr>
-            <w:lang w:val="en_US" w:bidi="en_US"/>
-          </w:rPr>
-          <w:rPr>
-            <w:color w:val="0000EE"/>
-            <w:u w:val="single"/>
-          </w:rPr>
-          <w:t>Ezr 6:10</w:t>
-        </w:r>
-      </w:hyperlink>
+      <w:r>
+        <w:rPr>
+          <w:lang w:val="en_US" w:bidi="en_US"/>
+        </w:rPr>
+        <w:t>Ezr 6:10</w:t>
+      </w:r>
       <w:r>
         <w:rPr>
           <w:lang w:val="en_US" w:bidi="en_US"/>
         </w:rPr>
         <w:t xml:space="preserve">, </w:t>
       </w:r>
-      <w:hyperlink r:id="rId127">
-        <w:r>
-          <w:rPr>
-            <w:lang w:val="en_US" w:bidi="en_US"/>
-          </w:rPr>
-          <w:rPr>
-            <w:color w:val="0000EE"/>
-            <w:u w:val="single"/>
-          </w:rPr>
-          <w:t>7:23</w:t>
-        </w:r>
-      </w:hyperlink>
+      <w:r>
+        <w:rPr>
+          <w:lang w:val="en_US" w:bidi="en_US"/>
+        </w:rPr>
+        <w:t>7:23</w:t>
+      </w:r>
       <w:r>
         <w:rPr>
           <w:lang w:val="en_US" w:bidi="en_US"/>
@@ -10874,18 +9740,12 @@
         </w:rPr>
         <w:t xml:space="preserve"> </w:t>
       </w:r>
-      <w:hyperlink r:id="rId105">
-        <w:r>
-          <w:rPr>
-            <w:lang w:val="en_US" w:bidi="en_US"/>
-          </w:rPr>
-          <w:rPr>
-            <w:color w:val="0000EE"/>
-            <w:u w:val="single"/>
-          </w:rPr>
-          <w:t>6:16</w:t>
-        </w:r>
-      </w:hyperlink>
+      <w:r>
+        <w:rPr>
+          <w:lang w:val="en_US" w:bidi="en_US"/>
+        </w:rPr>
+        <w:t>6:16</w:t>
+      </w:r>
       <w:r>
         <w:rPr>
           <w:lang w:val="en_US" w:bidi="en_US"/>
@@ -10930,72 +9790,48 @@
         </w:rPr>
         <w:t xml:space="preserve"> v:</w:t>
       </w:r>
-      <w:hyperlink r:id="rId105">
-        <w:r>
-          <w:rPr>
-            <w:lang w:val="en_US" w:bidi="en_US"/>
-          </w:rPr>
-          <w:rPr>
-            <w:color w:val="0000EE"/>
-            <w:u w:val="single"/>
-          </w:rPr>
-          <w:t>16</w:t>
-        </w:r>
-      </w:hyperlink>
+      <w:r>
+        <w:rPr>
+          <w:lang w:val="en_US" w:bidi="en_US"/>
+        </w:rPr>
+        <w:t>16</w:t>
+      </w:r>
       <w:r>
         <w:rPr>
           <w:lang w:val="en_US" w:bidi="en_US"/>
         </w:rPr>
         <w:t xml:space="preserve">, </w:t>
       </w:r>
-      <w:hyperlink r:id="rId56">
-        <w:r>
-          <w:rPr>
-            <w:lang w:val="en_US" w:bidi="en_US"/>
-          </w:rPr>
-          <w:rPr>
-            <w:color w:val="0000EE"/>
-            <w:u w:val="single"/>
-          </w:rPr>
-          <w:t>Dn 2:25</w:t>
-        </w:r>
-      </w:hyperlink>
+      <w:r>
+        <w:rPr>
+          <w:lang w:val="en_US" w:bidi="en_US"/>
+        </w:rPr>
+        <w:t>Dn 2:25</w:t>
+      </w:r>
       <w:r>
         <w:rPr>
           <w:lang w:val="en_US" w:bidi="en_US"/>
         </w:rPr>
         <w:t xml:space="preserve">, </w:t>
       </w:r>
-      <w:hyperlink r:id="rId130">
-        <w:r>
-          <w:rPr>
-            <w:lang w:val="en_US" w:bidi="en_US"/>
-          </w:rPr>
-          <w:rPr>
-            <w:color w:val="0000EE"/>
-            <w:u w:val="single"/>
-          </w:rPr>
-          <w:t>5:13</w:t>
-        </w:r>
-      </w:hyperlink>
+      <w:r>
+        <w:rPr>
+          <w:lang w:val="en_US" w:bidi="en_US"/>
+        </w:rPr>
+        <w:t>5:13</w:t>
+      </w:r>
       <w:r>
         <w:rPr>
           <w:lang w:val="en_US" w:bidi="en_US"/>
         </w:rPr>
         <w:t xml:space="preserve">, </w:t>
       </w:r>
-      <w:hyperlink r:id="rId118">
-        <w:r>
-          <w:rPr>
-            <w:lang w:val="en_US" w:bidi="en_US"/>
-          </w:rPr>
-          <w:rPr>
-            <w:color w:val="0000EE"/>
-            <w:u w:val="single"/>
-          </w:rPr>
-          <w:t>6:14</w:t>
-        </w:r>
-      </w:hyperlink>
+      <w:r>
+        <w:rPr>
+          <w:lang w:val="en_US" w:bidi="en_US"/>
+        </w:rPr>
+        <w:t>6:14</w:t>
+      </w:r>
       <w:r>
         <w:rPr>
           <w:lang w:val="en_US" w:bidi="en_US"/>
@@ -11014,18 +9850,12 @@
         </w:rPr>
         <w:t xml:space="preserve"> </w:t>
       </w:r>
-      <w:hyperlink r:id="rId131">
-        <w:r>
-          <w:rPr>
-            <w:lang w:val="en_US" w:bidi="en_US"/>
-          </w:rPr>
-          <w:rPr>
-            <w:color w:val="0000EE"/>
-            <w:u w:val="single"/>
-          </w:rPr>
-          <w:t>7:13</w:t>
-        </w:r>
-      </w:hyperlink>
+      <w:r>
+        <w:rPr>
+          <w:lang w:val="en_US" w:bidi="en_US"/>
+        </w:rPr>
+        <w:t>7:13</w:t>
+      </w:r>
       <w:r>
         <w:rPr>
           <w:lang w:val="en_US" w:bidi="en_US"/>
@@ -11070,36 +9900,24 @@
         </w:rPr>
         <w:t xml:space="preserve"> </w:t>
       </w:r>
-      <w:hyperlink r:id="rId18">
-        <w:r>
-          <w:rPr>
-            <w:lang w:val="en_US" w:bidi="en_US"/>
-          </w:rPr>
-          <w:rPr>
-            <w:color w:val="0000EE"/>
-            <w:u w:val="single"/>
-          </w:rPr>
-          <w:t>2:38</w:t>
-        </w:r>
-      </w:hyperlink>
+      <w:r>
+        <w:rPr>
+          <w:lang w:val="en_US" w:bidi="en_US"/>
+        </w:rPr>
+        <w:t>2:38</w:t>
+      </w:r>
       <w:r>
         <w:rPr>
           <w:lang w:val="en_US" w:bidi="en_US"/>
         </w:rPr>
         <w:t xml:space="preserve">, </w:t>
       </w:r>
-      <w:hyperlink r:id="rId132">
-        <w:r>
-          <w:rPr>
-            <w:lang w:val="en_US" w:bidi="en_US"/>
-          </w:rPr>
-          <w:rPr>
-            <w:color w:val="0000EE"/>
-            <w:u w:val="single"/>
-          </w:rPr>
-          <w:t>5:21</w:t>
-        </w:r>
-      </w:hyperlink>
+      <w:r>
+        <w:rPr>
+          <w:lang w:val="en_US" w:bidi="en_US"/>
+        </w:rPr>
+        <w:t>5:21</w:t>
+      </w:r>
       <w:r>
         <w:rPr>
           <w:lang w:val="en_US" w:bidi="en_US"/>
@@ -11118,18 +9936,12 @@
         </w:rPr>
         <w:t xml:space="preserve"> </w:t>
       </w:r>
-      <w:hyperlink r:id="rId17">
-        <w:r>
-          <w:rPr>
-            <w:lang w:val="en_US" w:bidi="en_US"/>
-          </w:rPr>
-          <w:rPr>
-            <w:color w:val="0000EE"/>
-            <w:u w:val="single"/>
-          </w:rPr>
-          <w:t>3:25</w:t>
-        </w:r>
-      </w:hyperlink>
+      <w:r>
+        <w:rPr>
+          <w:lang w:val="en_US" w:bidi="en_US"/>
+        </w:rPr>
+        <w:t>3:25</w:t>
+      </w:r>
       <w:r>
         <w:rPr>
           <w:lang w:val="en_US" w:bidi="en_US"/>
@@ -11174,36 +9986,24 @@
         </w:rPr>
         <w:t xml:space="preserve">, and cf. BH </w:t>
       </w:r>
-      <w:hyperlink r:id="rId133">
-        <w:r>
-          <w:rPr>
-            <w:lang w:val="en_US" w:bidi="en_US"/>
-          </w:rPr>
-          <w:rPr>
-            <w:color w:val="0000EE"/>
-            <w:u w:val="single"/>
-          </w:rPr>
-          <w:t>Gn 6:2</w:t>
-        </w:r>
-      </w:hyperlink>
+      <w:r>
+        <w:rPr>
+          <w:lang w:val="en_US" w:bidi="en_US"/>
+        </w:rPr>
+        <w:t>Gn 6:2</w:t>
+      </w:r>
       <w:r>
         <w:rPr>
           <w:lang w:val="en_US" w:bidi="en_US"/>
         </w:rPr>
         <w:t xml:space="preserve">, </w:t>
       </w:r>
-      <w:hyperlink r:id="rId134">
-        <w:r>
-          <w:rPr>
-            <w:lang w:val="en_US" w:bidi="en_US"/>
-          </w:rPr>
-          <w:rPr>
-            <w:color w:val="0000EE"/>
-            <w:u w:val="single"/>
-          </w:rPr>
-          <w:t>Jb 1:6</w:t>
-        </w:r>
-      </w:hyperlink>
+      <w:r>
+        <w:rPr>
+          <w:lang w:val="en_US" w:bidi="en_US"/>
+        </w:rPr>
+        <w:t>Jb 1:6</w:t>
+      </w:r>
       <w:r>
         <w:rPr>
           <w:lang w:val="en_US" w:bidi="en_US"/>
@@ -11222,18 +10022,12 @@
         </w:rPr>
         <w:t xml:space="preserve">: </w:t>
       </w:r>
-      <w:hyperlink r:id="rId135">
-        <w:r>
-          <w:rPr>
-            <w:lang w:val="en_US" w:bidi="en_US"/>
-          </w:rPr>
-          <w:rPr>
-            <w:color w:val="0000EE"/>
-            <w:u w:val="single"/>
-          </w:rPr>
-          <w:t>6:1</w:t>
-        </w:r>
-      </w:hyperlink>
+      <w:r>
+        <w:rPr>
+          <w:lang w:val="en_US" w:bidi="en_US"/>
+        </w:rPr>
+        <w:t>6:1</w:t>
+      </w:r>
       <w:r>
         <w:rPr>
           <w:lang w:val="en_US" w:bidi="en_US"/>
@@ -11303,18 +10097,12 @@
         </w:rPr>
         <w:t xml:space="preserve"> </w:t>
       </w:r>
-      <w:hyperlink r:id="rId37">
-        <w:r>
-          <w:rPr>
-            <w:lang w:val="en_US" w:bidi="en_US"/>
-          </w:rPr>
-          <w:rPr>
-            <w:color w:val="0000EE"/>
-            <w:u w:val="single"/>
-          </w:rPr>
-          <w:t>Ezr 6:9</w:t>
-        </w:r>
-      </w:hyperlink>
+      <w:r>
+        <w:rPr>
+          <w:lang w:val="en_US" w:bidi="en_US"/>
+        </w:rPr>
+        <w:t>Ezr 6:9</w:t>
+      </w:r>
       <w:r>
         <w:rPr>
           <w:lang w:val="en_US" w:bidi="en_US"/>
@@ -11567,18 +10355,12 @@
         </w:rPr>
         <w:t xml:space="preserve"> </w:t>
       </w:r>
-      <w:hyperlink r:id="rId78">
-        <w:r>
-          <w:rPr>
-            <w:lang w:val="en_US" w:bidi="en_US"/>
-          </w:rPr>
-          <w:rPr>
-            <w:color w:val="0000EE"/>
-            <w:u w:val="single"/>
-          </w:rPr>
-          <w:t>Dn 6:11</w:t>
-        </w:r>
-      </w:hyperlink>
+      <w:r>
+        <w:rPr>
+          <w:lang w:val="en_US" w:bidi="en_US"/>
+        </w:rPr>
+        <w:t>Dn 6:11</w:t>
+      </w:r>
       <w:r>
         <w:rPr>
           <w:lang w:val="en_US" w:bidi="en_US"/>
@@ -11636,18 +10418,12 @@
         </w:rPr>
         <w:t xml:space="preserve"> </w:t>
       </w:r>
-      <w:hyperlink r:id="rId136">
-        <w:r>
-          <w:rPr>
-            <w:lang w:val="en_US" w:bidi="en_US"/>
-          </w:rPr>
-          <w:rPr>
-            <w:color w:val="0000EE"/>
-            <w:u w:val="single"/>
-          </w:rPr>
-          <w:t>Dn 3:28</w:t>
-        </w:r>
-      </w:hyperlink>
+      <w:r>
+        <w:rPr>
+          <w:lang w:val="en_US" w:bidi="en_US"/>
+        </w:rPr>
+        <w:t>Dn 3:28</w:t>
+      </w:r>
       <w:r>
         <w:rPr>
           <w:lang w:val="en_US" w:bidi="en_US"/>
@@ -11712,18 +10488,12 @@
         </w:rPr>
         <w:t xml:space="preserve"> </w:t>
       </w:r>
-      <w:hyperlink r:id="rId137">
-        <w:r>
-          <w:rPr>
-            <w:lang w:val="en_US" w:bidi="en_US"/>
-          </w:rPr>
-          <w:rPr>
-            <w:color w:val="0000EE"/>
-            <w:u w:val="single"/>
-          </w:rPr>
-          <w:t>2:19</w:t>
-        </w:r>
-      </w:hyperlink>
+      <w:r>
+        <w:rPr>
+          <w:lang w:val="en_US" w:bidi="en_US"/>
+        </w:rPr>
+        <w:t>2:19</w:t>
+      </w:r>
       <w:r>
         <w:rPr>
           <w:lang w:val="en_US" w:bidi="en_US"/>
@@ -11761,18 +10531,12 @@
         </w:rPr>
         <w:t xml:space="preserve"> 39:3) </w:t>
       </w:r>
-      <w:hyperlink r:id="rId138">
-        <w:r>
-          <w:rPr>
-            <w:lang w:val="en_US" w:bidi="en_US"/>
-          </w:rPr>
-          <w:rPr>
-            <w:color w:val="0000EE"/>
-            <w:u w:val="single"/>
-          </w:rPr>
-          <w:t>4:31</w:t>
-        </w:r>
-      </w:hyperlink>
+      <w:r>
+        <w:rPr>
+          <w:lang w:val="en_US" w:bidi="en_US"/>
+        </w:rPr>
+        <w:t>4:31</w:t>
+      </w:r>
       <w:r>
         <w:rPr>
           <w:lang w:val="en_US" w:bidi="en_US"/>
@@ -11835,18 +10599,12 @@
         </w:rPr>
         <w:t xml:space="preserve"> </w:t>
       </w:r>
-      <w:hyperlink r:id="rId139">
-        <w:r>
-          <w:rPr>
-            <w:lang w:val="en_US" w:bidi="en_US"/>
-          </w:rPr>
-          <w:rPr>
-            <w:color w:val="0000EE"/>
-            <w:u w:val="single"/>
-          </w:rPr>
-          <w:t>2:20</w:t>
-        </w:r>
-      </w:hyperlink>
+      <w:r>
+        <w:rPr>
+          <w:lang w:val="en_US" w:bidi="en_US"/>
+        </w:rPr>
+        <w:t>2:20</w:t>
+      </w:r>
       <w:r>
         <w:rPr>
           <w:lang w:val="en_US" w:bidi="en_US"/>
@@ -11947,18 +10705,12 @@
         </w:rPr>
         <w:t xml:space="preserve"> </w:t>
       </w:r>
-      <w:hyperlink r:id="rId78">
-        <w:r>
-          <w:rPr>
-            <w:lang w:val="en_US" w:bidi="en_US"/>
-          </w:rPr>
-          <w:rPr>
-            <w:color w:val="0000EE"/>
-            <w:u w:val="single"/>
-          </w:rPr>
-          <w:t>Dn 6:11</w:t>
-        </w:r>
-      </w:hyperlink>
+      <w:r>
+        <w:rPr>
+          <w:lang w:val="en_US" w:bidi="en_US"/>
+        </w:rPr>
+        <w:t>Dn 6:11</w:t>
+      </w:r>
       <w:r>
         <w:rPr>
           <w:lang w:val="en_US" w:bidi="en_US"/>
@@ -12194,18 +10946,12 @@
         </w:rPr>
         <w:t xml:space="preserve"> </w:t>
       </w:r>
-      <w:hyperlink r:id="rId55">
-        <w:r>
-          <w:rPr>
-            <w:lang w:val="en_US" w:bidi="en_US"/>
-          </w:rPr>
-          <w:rPr>
-            <w:color w:val="0000EE"/>
-            <w:u w:val="single"/>
-          </w:rPr>
-          <w:t>Dn 5:6</w:t>
-        </w:r>
-      </w:hyperlink>
+      <w:r>
+        <w:rPr>
+          <w:lang w:val="en_US" w:bidi="en_US"/>
+        </w:rPr>
+        <w:t>Dn 5:6</w:t>
+      </w:r>
       <w:r>
         <w:rPr>
           <w:lang w:val="en_US" w:bidi="en_US"/>
@@ -12432,36 +11178,24 @@
         </w:rPr>
         <w:t xml:space="preserve"> </w:t>
       </w:r>
-      <w:hyperlink r:id="rId140">
-        <w:r>
-          <w:rPr>
-            <w:lang w:val="en_US" w:bidi="en_US"/>
-          </w:rPr>
-          <w:rPr>
-            <w:color w:val="0000EE"/>
-            <w:u w:val="single"/>
-          </w:rPr>
-          <w:t>Ex 9:16</w:t>
-        </w:r>
-      </w:hyperlink>
+      <w:r>
+        <w:rPr>
+          <w:lang w:val="en_US" w:bidi="en_US"/>
+        </w:rPr>
+        <w:t>Ex 9:16</w:t>
+      </w:r>
       <w:r>
         <w:rPr>
           <w:lang w:val="en_US" w:bidi="en_US"/>
         </w:rPr>
         <w:t xml:space="preserve">, </w:t>
       </w:r>
-      <w:hyperlink r:id="rId141">
-        <w:r>
-          <w:rPr>
-            <w:lang w:val="en_US" w:bidi="en_US"/>
-          </w:rPr>
-          <w:rPr>
-            <w:color w:val="0000EE"/>
-            <w:u w:val="single"/>
-          </w:rPr>
-          <w:t>21:21</w:t>
-        </w:r>
-      </w:hyperlink>
+      <w:r>
+        <w:rPr>
+          <w:lang w:val="en_US" w:bidi="en_US"/>
+        </w:rPr>
+        <w:t>21:21</w:t>
+      </w:r>
       <w:r>
         <w:rPr>
           <w:lang w:val="en_US" w:bidi="en_US"/>
@@ -12516,36 +11250,24 @@
         </w:rPr>
         <w:t>);—</w:t>
       </w:r>
-      <w:hyperlink r:id="rId22">
-        <w:r>
-          <w:rPr>
-            <w:lang w:val="en_US" w:bidi="en_US"/>
-          </w:rPr>
-          <w:rPr>
-            <w:color w:val="0000EE"/>
-            <w:u w:val="single"/>
-          </w:rPr>
-          <w:t>Dn 2:28</w:t>
-        </w:r>
-      </w:hyperlink>
+      <w:r>
+        <w:rPr>
+          <w:lang w:val="en_US" w:bidi="en_US"/>
+        </w:rPr>
+        <w:t>Dn 2:28</w:t>
+      </w:r>
       <w:r>
         <w:rPr>
           <w:lang w:val="en_US" w:bidi="en_US"/>
         </w:rPr>
         <w:t xml:space="preserve">, </w:t>
       </w:r>
-      <w:hyperlink r:id="rId20">
-        <w:r>
-          <w:rPr>
-            <w:lang w:val="en_US" w:bidi="en_US"/>
-          </w:rPr>
-          <w:rPr>
-            <w:color w:val="0000EE"/>
-            <w:u w:val="single"/>
-          </w:rPr>
-          <w:t>4:12</w:t>
-        </w:r>
-      </w:hyperlink>
+      <w:r>
+        <w:rPr>
+          <w:lang w:val="en_US" w:bidi="en_US"/>
+        </w:rPr>
+        <w:t>4:12</w:t>
+      </w:r>
       <w:r>
         <w:rPr>
           <w:lang w:val="en_US" w:bidi="en_US"/>
@@ -12589,54 +11311,36 @@
         </w:rPr>
         <w:t xml:space="preserve"> leave the stump, etc., v:</w:t>
       </w:r>
-      <w:hyperlink r:id="rId142">
-        <w:r>
-          <w:rPr>
-            <w:lang w:val="en_US" w:bidi="en_US"/>
-          </w:rPr>
-          <w:rPr>
-            <w:color w:val="0000EE"/>
-            <w:u w:val="single"/>
-          </w:rPr>
-          <w:t>20</w:t>
-        </w:r>
-      </w:hyperlink>
+      <w:r>
+        <w:rPr>
+          <w:lang w:val="en_US" w:bidi="en_US"/>
+        </w:rPr>
+        <w:t>20</w:t>
+      </w:r>
       <w:r>
         <w:rPr>
           <w:lang w:val="en_US" w:bidi="en_US"/>
         </w:rPr>
         <w:t xml:space="preserve">, </w:t>
       </w:r>
-      <w:hyperlink r:id="rId143">
-        <w:r>
-          <w:rPr>
-            <w:lang w:val="en_US" w:bidi="en_US"/>
-          </w:rPr>
-          <w:rPr>
-            <w:color w:val="0000EE"/>
-            <w:u w:val="single"/>
-          </w:rPr>
-          <w:t>5:17</w:t>
-        </w:r>
-      </w:hyperlink>
+      <w:r>
+        <w:rPr>
+          <w:lang w:val="en_US" w:bidi="en_US"/>
+        </w:rPr>
+        <w:t>5:17</w:t>
+      </w:r>
       <w:r>
         <w:rPr>
           <w:lang w:val="en_US" w:bidi="en_US"/>
         </w:rPr>
         <w:t xml:space="preserve">, </w:t>
       </w:r>
-      <w:hyperlink r:id="rId100">
-        <w:r>
-          <w:rPr>
-            <w:lang w:val="en_US" w:bidi="en_US"/>
-          </w:rPr>
-          <w:rPr>
-            <w:color w:val="0000EE"/>
-            <w:u w:val="single"/>
-          </w:rPr>
-          <w:t>Ezr 5:13</w:t>
-        </w:r>
-      </w:hyperlink>
+      <w:r>
+        <w:rPr>
+          <w:lang w:val="en_US" w:bidi="en_US"/>
+        </w:rPr>
+        <w:t>Ezr 5:13</w:t>
+      </w:r>
       <w:r>
         <w:rPr>
           <w:lang w:val="en_US" w:bidi="en_US"/>
@@ -12745,18 +11449,12 @@
         </w:rPr>
         <w:t xml:space="preserve"> † </w:t>
       </w:r>
-      <w:hyperlink r:id="rId144">
-        <w:r>
-          <w:rPr>
-            <w:lang w:val="en_US" w:bidi="en_US"/>
-          </w:rPr>
-          <w:rPr>
-            <w:color w:val="0000EE"/>
-            <w:u w:val="single"/>
-          </w:rPr>
-          <w:t>Jb 39:4</w:t>
-        </w:r>
-      </w:hyperlink>
+      <w:r>
+        <w:rPr>
+          <w:lang w:val="en_US" w:bidi="en_US"/>
+        </w:rPr>
+        <w:t>Jb 39:4</w:t>
+      </w:r>
       <w:r>
         <w:rPr>
           <w:lang w:val="en_US" w:bidi="en_US"/>
@@ -12890,108 +11588,72 @@
         </w:rPr>
         <w:t xml:space="preserve">), </w:t>
       </w:r>
-      <w:hyperlink r:id="rId18">
-        <w:r>
-          <w:rPr>
-            <w:lang w:val="en_US" w:bidi="en_US"/>
-          </w:rPr>
-          <w:rPr>
-            <w:color w:val="0000EE"/>
-            <w:u w:val="single"/>
-          </w:rPr>
-          <w:t>Dn 2:38</w:t>
-        </w:r>
-      </w:hyperlink>
+      <w:r>
+        <w:rPr>
+          <w:lang w:val="en_US" w:bidi="en_US"/>
+        </w:rPr>
+        <w:t>Dn 2:38</w:t>
+      </w:r>
       <w:r>
         <w:rPr>
           <w:lang w:val="en_US" w:bidi="en_US"/>
         </w:rPr>
         <w:t xml:space="preserve">, </w:t>
       </w:r>
-      <w:hyperlink r:id="rId145">
-        <w:r>
-          <w:rPr>
-            <w:lang w:val="en_US" w:bidi="en_US"/>
-          </w:rPr>
-          <w:rPr>
-            <w:color w:val="0000EE"/>
-            <w:u w:val="single"/>
-          </w:rPr>
-          <w:t>4:9</w:t>
-        </w:r>
-      </w:hyperlink>
+      <w:r>
+        <w:rPr>
+          <w:lang w:val="en_US" w:bidi="en_US"/>
+        </w:rPr>
+        <w:t>4:9</w:t>
+      </w:r>
       <w:r>
         <w:rPr>
           <w:lang w:val="en_US" w:bidi="en_US"/>
         </w:rPr>
         <w:t xml:space="preserve">, </w:t>
       </w:r>
-      <w:hyperlink r:id="rId146">
-        <w:r>
-          <w:rPr>
-            <w:lang w:val="en_US" w:bidi="en_US"/>
-          </w:rPr>
-          <w:rPr>
-            <w:color w:val="0000EE"/>
-            <w:u w:val="single"/>
-          </w:rPr>
-          <w:t>4:18</w:t>
-        </w:r>
-      </w:hyperlink>
+      <w:r>
+        <w:rPr>
+          <w:lang w:val="en_US" w:bidi="en_US"/>
+        </w:rPr>
+        <w:t>4:18</w:t>
+      </w:r>
       <w:r>
         <w:rPr>
           <w:lang w:val="en_US" w:bidi="en_US"/>
         </w:rPr>
         <w:t xml:space="preserve">, </w:t>
       </w:r>
-      <w:hyperlink r:id="rId142">
-        <w:r>
-          <w:rPr>
-            <w:lang w:val="en_US" w:bidi="en_US"/>
-          </w:rPr>
-          <w:rPr>
-            <w:color w:val="0000EE"/>
-            <w:u w:val="single"/>
-          </w:rPr>
-          <w:t>4:20</w:t>
-        </w:r>
-      </w:hyperlink>
+      <w:r>
+        <w:rPr>
+          <w:lang w:val="en_US" w:bidi="en_US"/>
+        </w:rPr>
+        <w:t>4:20</w:t>
+      </w:r>
       <w:r>
         <w:rPr>
           <w:lang w:val="en_US" w:bidi="en_US"/>
         </w:rPr>
         <w:t xml:space="preserve">, </w:t>
       </w:r>
-      <w:hyperlink r:id="rId147">
-        <w:r>
-          <w:rPr>
-            <w:lang w:val="en_US" w:bidi="en_US"/>
-          </w:rPr>
-          <w:rPr>
-            <w:color w:val="0000EE"/>
-            <w:u w:val="single"/>
-          </w:rPr>
-          <w:t>4:22</w:t>
-        </w:r>
-      </w:hyperlink>
+      <w:r>
+        <w:rPr>
+          <w:lang w:val="en_US" w:bidi="en_US"/>
+        </w:rPr>
+        <w:t>4:22</w:t>
+      </w:r>
       <w:r>
         <w:rPr>
           <w:lang w:val="en_US" w:bidi="en_US"/>
         </w:rPr>
         <w:t xml:space="preserve">, </w:t>
       </w:r>
-      <w:hyperlink r:id="rId148">
-        <w:r>
-          <w:rPr>
-            <w:lang w:val="en_US" w:bidi="en_US"/>
-          </w:rPr>
-          <w:rPr>
-            <w:color w:val="0000EE"/>
-            <w:u w:val="single"/>
-          </w:rPr>
-          <w:t>4:29</w:t>
-        </w:r>
-      </w:hyperlink>
+      <w:r>
+        <w:rPr>
+          <w:lang w:val="en_US" w:bidi="en_US"/>
+        </w:rPr>
+        <w:t>4:29</w:t>
+      </w:r>
       <w:r>
         <w:rPr>
           <w:lang w:val="en_US" w:bidi="en_US"/>
@@ -13010,36 +11672,24 @@
         </w:rPr>
         <w:t>: v:</w:t>
       </w:r>
-      <w:hyperlink r:id="rId20">
-        <w:r>
-          <w:rPr>
-            <w:lang w:val="en_US" w:bidi="en_US"/>
-          </w:rPr>
-          <w:rPr>
-            <w:color w:val="0000EE"/>
-            <w:u w:val="single"/>
-          </w:rPr>
-          <w:t>12</w:t>
-        </w:r>
-      </w:hyperlink>
+      <w:r>
+        <w:rPr>
+          <w:lang w:val="en_US" w:bidi="en_US"/>
+        </w:rPr>
+        <w:t>12</w:t>
+      </w:r>
       <w:r>
         <w:rPr>
           <w:lang w:val="en_US" w:bidi="en_US"/>
         </w:rPr>
         <w:t>, v:</w:t>
       </w:r>
-      <w:hyperlink r:id="rId142">
-        <w:r>
-          <w:rPr>
-            <w:lang w:val="en_US" w:bidi="en_US"/>
-          </w:rPr>
-          <w:rPr>
-            <w:color w:val="0000EE"/>
-            <w:u w:val="single"/>
-          </w:rPr>
-          <w:t>20</w:t>
-        </w:r>
-      </w:hyperlink>
+      <w:r>
+        <w:rPr>
+          <w:lang w:val="en_US" w:bidi="en_US"/>
+        </w:rPr>
+        <w:t>20</w:t>
+      </w:r>
       <w:r>
         <w:rPr>
           <w:lang w:val="en_US" w:bidi="en_US"/>
@@ -13169,18 +11819,12 @@
         </w:rPr>
         <w:t xml:space="preserve">: </w:t>
       </w:r>
-      <w:hyperlink r:id="rId65">
-        <w:r>
-          <w:rPr>
-            <w:lang w:val="en_US" w:bidi="en_US"/>
-          </w:rPr>
-          <w:rPr>
-            <w:color w:val="0000EE"/>
-            <w:u w:val="single"/>
-          </w:rPr>
-          <w:t>Dn 7:5</w:t>
-        </w:r>
-      </w:hyperlink>
+      <w:r>
+        <w:rPr>
+          <w:lang w:val="en_US" w:bidi="en_US"/>
+        </w:rPr>
+        <w:t>Dn 7:5</w:t>
+      </w:r>
       <w:r>
         <w:rPr>
           <w:lang w:val="en_US" w:bidi="en_US"/>
@@ -13212,18 +11856,12 @@
         </w:rPr>
         <w:t xml:space="preserve"> </w:t>
       </w:r>
-      <w:hyperlink r:id="rId149">
-        <w:r>
-          <w:rPr>
-            <w:lang w:val="en_US" w:bidi="en_US"/>
-          </w:rPr>
-          <w:rPr>
-            <w:color w:val="0000EE"/>
-            <w:u w:val="single"/>
-          </w:rPr>
-          <w:t>2:11</w:t>
-        </w:r>
-      </w:hyperlink>
+      <w:r>
+        <w:rPr>
+          <w:lang w:val="en_US" w:bidi="en_US"/>
+        </w:rPr>
+        <w:t>2:11</w:t>
+      </w:r>
       <w:r>
         <w:rPr>
           <w:lang w:val="en_US" w:bidi="en_US"/>
@@ -13255,18 +11893,12 @@
         </w:rPr>
         <w:t xml:space="preserve">: </w:t>
       </w:r>
-      <w:hyperlink r:id="rId145">
-        <w:r>
-          <w:rPr>
-            <w:lang w:val="en_US" w:bidi="en_US"/>
-          </w:rPr>
-          <w:rPr>
-            <w:color w:val="0000EE"/>
-            <w:u w:val="single"/>
-          </w:rPr>
-          <w:t>4:9</w:t>
-        </w:r>
-      </w:hyperlink>
+      <w:r>
+        <w:rPr>
+          <w:lang w:val="en_US" w:bidi="en_US"/>
+        </w:rPr>
+        <w:t>4:9</w:t>
+      </w:r>
       <w:r>
         <w:rPr>
           <w:lang w:val="en_US" w:bidi="en_US"/>
@@ -13384,36 +12016,24 @@
         </w:rPr>
         <w:t xml:space="preserve"> </w:t>
       </w:r>
-      <w:hyperlink r:id="rId150">
-        <w:r>
-          <w:rPr>
-            <w:lang w:val="en_US" w:bidi="en_US"/>
-          </w:rPr>
-          <w:rPr>
-            <w:color w:val="0000EE"/>
-            <w:u w:val="single"/>
-          </w:rPr>
-          <w:t>Ezr 7:22</w:t>
-        </w:r>
-      </w:hyperlink>
+      <w:r>
+        <w:rPr>
+          <w:lang w:val="en_US" w:bidi="en_US"/>
+        </w:rPr>
+        <w:t>Ezr 7:22</w:t>
+      </w:r>
       <w:r>
         <w:rPr>
           <w:lang w:val="en_US" w:bidi="en_US"/>
         </w:rPr>
         <w:t xml:space="preserve">, </w:t>
       </w:r>
-      <w:hyperlink r:id="rId150">
-        <w:r>
-          <w:rPr>
-            <w:lang w:val="en_US" w:bidi="en_US"/>
-          </w:rPr>
-          <w:rPr>
-            <w:color w:val="0000EE"/>
-            <w:u w:val="single"/>
-          </w:rPr>
-          <w:t>7:22</w:t>
-        </w:r>
-      </w:hyperlink>
+      <w:r>
+        <w:rPr>
+          <w:lang w:val="en_US" w:bidi="en_US"/>
+        </w:rPr>
+        <w:t>7:22</w:t>
+      </w:r>
       <w:r>
         <w:rPr>
           <w:lang w:val="en_US" w:bidi="en_US"/>
